--- a/APLOS/POPResources/Templates/ServiceRequisition20188.docx
+++ b/APLOS/POPResources/Templates/ServiceRequisition20188.docx
@@ -1,6 +1,6 @@
 
 <file path=word/document.xml><?xml version="1.0" encoding="utf-8"?>
-<w:document xmlns:wpc="http://schemas.microsoft.com/office/word/2010/wordprocessingCanvas" xmlns:mc="http://schemas.openxmlformats.org/markup-compatibility/2006" xmlns:o="urn:schemas-microsoft-com:office:office" xmlns:r="http://schemas.openxmlformats.org/officeDocument/2006/relationships" xmlns:m="http://schemas.openxmlformats.org/officeDocument/2006/math" xmlns:v="urn:schemas-microsoft-com:vml" xmlns:wp14="http://schemas.microsoft.com/office/word/2010/wordprocessingDrawing" xmlns:wp="http://schemas.openxmlformats.org/drawingml/2006/wordprocessingDrawing" xmlns:w10="urn:schemas-microsoft-com:office:word" xmlns:w="http://schemas.openxmlformats.org/wordprocessingml/2006/main" xmlns:w14="http://schemas.microsoft.com/office/word/2010/wordml" xmlns:wpg="http://schemas.microsoft.com/office/word/2010/wordprocessingGroup" xmlns:wpi="http://schemas.microsoft.com/office/word/2010/wordprocessingInk" xmlns:wne="http://schemas.microsoft.com/office/word/2006/wordml" xmlns:wps="http://schemas.microsoft.com/office/word/2010/wordprocessingShape" mc:Ignorable="w14 wp14">
+<w:document xmlns:wpc="http://schemas.microsoft.com/office/word/2010/wordprocessingCanvas" xmlns:cx="http://schemas.microsoft.com/office/drawing/2014/chartex" xmlns:cx1="http://schemas.microsoft.com/office/drawing/2015/9/8/chartex" xmlns:cx2="http://schemas.microsoft.com/office/drawing/2015/10/21/chartex" xmlns:cx3="http://schemas.microsoft.com/office/drawing/2016/5/9/chartex" xmlns:cx4="http://schemas.microsoft.com/office/drawing/2016/5/10/chartex" xmlns:cx5="http://schemas.microsoft.com/office/drawing/2016/5/11/chartex" xmlns:cx6="http://schemas.microsoft.com/office/drawing/2016/5/12/chartex" xmlns:cx7="http://schemas.microsoft.com/office/drawing/2016/5/13/chartex" xmlns:cx8="http://schemas.microsoft.com/office/drawing/2016/5/14/chartex" xmlns:mc="http://schemas.openxmlformats.org/markup-compatibility/2006" xmlns:aink="http://schemas.microsoft.com/office/drawing/2016/ink" xmlns:am3d="http://schemas.microsoft.com/office/drawing/2017/model3d" xmlns:o="urn:schemas-microsoft-com:office:office" xmlns:oel="http://schemas.microsoft.com/office/2019/extlst" xmlns:r="http://schemas.openxmlformats.org/officeDocument/2006/relationships" xmlns:m="http://schemas.openxmlformats.org/officeDocument/2006/math" xmlns:v="urn:schemas-microsoft-com:vml" xmlns:wp14="http://schemas.microsoft.com/office/word/2010/wordprocessingDrawing" xmlns:wp="http://schemas.openxmlformats.org/drawingml/2006/wordprocessingDrawing" xmlns:w10="urn:schemas-microsoft-com:office:word" xmlns:w="http://schemas.openxmlformats.org/wordprocessingml/2006/main" xmlns:w14="http://schemas.microsoft.com/office/word/2010/wordml" xmlns:w15="http://schemas.microsoft.com/office/word/2012/wordml" xmlns:w16cex="http://schemas.microsoft.com/office/word/2018/wordml/cex" xmlns:w16cid="http://schemas.microsoft.com/office/word/2016/wordml/cid" xmlns:w16="http://schemas.microsoft.com/office/word/2018/wordml" xmlns:w16du="http://schemas.microsoft.com/office/word/2023/wordml/word16du" xmlns:w16sdtdh="http://schemas.microsoft.com/office/word/2020/wordml/sdtdatahash" xmlns:w16se="http://schemas.microsoft.com/office/word/2015/wordml/symex" xmlns:wpg="http://schemas.microsoft.com/office/word/2010/wordprocessingGroup" xmlns:wpi="http://schemas.microsoft.com/office/word/2010/wordprocessingInk" xmlns:wne="http://schemas.microsoft.com/office/word/2006/wordml" xmlns:wps="http://schemas.microsoft.com/office/word/2010/wordprocessingShape" mc:Ignorable="w14 w15 w16se w16cid w16 w16cex w16sdtdh w16du wp14">
   <w:body>
     <w:p/>
     <w:p>
@@ -50,7 +50,6 @@
                 <w:szCs w:val="16"/>
               </w:rPr>
             </w:pPr>
-            <w:proofErr w:type="spellStart"/>
             <w:r>
               <w:rPr>
                 <w:rFonts w:ascii="Tahoma" w:eastAsia="Arial" w:hAnsi="Tahoma" w:cs="Tahoma"/>
@@ -59,18 +58,7 @@
                 <w:sz w:val="16"/>
                 <w:szCs w:val="16"/>
               </w:rPr>
-              <w:t>Req</w:t>
-            </w:r>
-            <w:proofErr w:type="spellEnd"/>
-            <w:r>
-              <w:rPr>
-                <w:rFonts w:ascii="Tahoma" w:eastAsia="Arial" w:hAnsi="Tahoma" w:cs="Tahoma"/>
-                <w:b/>
-                <w:bCs/>
-                <w:sz w:val="16"/>
-                <w:szCs w:val="16"/>
-              </w:rPr>
-              <w:t xml:space="preserve"> No</w:t>
+              <w:t>Req No</w:t>
             </w:r>
             <w:r>
               <w:rPr>
@@ -131,7 +119,6 @@
               </w:rPr>
               <w:t>{</w:t>
             </w:r>
-            <w:proofErr w:type="spellStart"/>
             <w:r>
               <w:rPr>
                 <w:rFonts w:ascii="Tahoma" w:hAnsi="Tahoma" w:cs="Tahoma"/>
@@ -142,7 +129,6 @@
               </w:rPr>
               <w:t>EntityName</w:t>
             </w:r>
-            <w:proofErr w:type="spellEnd"/>
             <w:r>
               <w:rPr>
                 <w:rFonts w:ascii="Tahoma" w:eastAsia="Times New Roman" w:hAnsi="Tahoma" w:cs="Tahoma"/>
@@ -196,7 +182,6 @@
               </w:rPr>
               <w:t>{</w:t>
             </w:r>
-            <w:proofErr w:type="spellStart"/>
             <w:r>
               <w:rPr>
                 <w:rFonts w:ascii="Tahoma" w:hAnsi="Tahoma" w:cs="Tahoma"/>
@@ -207,7 +192,6 @@
               </w:rPr>
               <w:t>PurOrCheckedStatus</w:t>
             </w:r>
-            <w:proofErr w:type="spellEnd"/>
             <w:r>
               <w:rPr>
                 <w:rFonts w:ascii="Tahoma" w:hAnsi="Tahoma" w:cs="Tahoma"/>
@@ -249,7 +233,6 @@
               </w:rPr>
               <w:t>{</w:t>
             </w:r>
-            <w:proofErr w:type="spellStart"/>
             <w:r>
               <w:rPr>
                 <w:rFonts w:ascii="Tahoma" w:hAnsi="Tahoma" w:cs="Tahoma"/>
@@ -260,7 +243,6 @@
               </w:rPr>
               <w:t>PurOrApprovedStatus</w:t>
             </w:r>
-            <w:proofErr w:type="spellEnd"/>
             <w:r>
               <w:rPr>
                 <w:rFonts w:ascii="Tahoma" w:hAnsi="Tahoma" w:cs="Tahoma"/>
@@ -277,29 +259,7 @@
                 <w:sz w:val="18"/>
                 <w:szCs w:val="18"/>
               </w:rPr>
-              <w:t xml:space="preserve">                            </w:t>
-            </w:r>
-            <w:proofErr w:type="spellStart"/>
-            <w:r>
-              <w:rPr>
-                <w:rFonts w:ascii="Arial Narrow" w:eastAsia="Arial" w:hAnsi="Arial Narrow" w:cs="Arial"/>
-                <w:b/>
-                <w:bCs/>
-                <w:sz w:val="18"/>
-                <w:szCs w:val="18"/>
-              </w:rPr>
-              <w:t>Req</w:t>
-            </w:r>
-            <w:proofErr w:type="spellEnd"/>
-            <w:r>
-              <w:rPr>
-                <w:rFonts w:ascii="Arial Narrow" w:eastAsia="Arial" w:hAnsi="Arial Narrow" w:cs="Arial"/>
-                <w:b/>
-                <w:bCs/>
-                <w:sz w:val="18"/>
-                <w:szCs w:val="18"/>
-              </w:rPr>
-              <w:t xml:space="preserve"> </w:t>
+              <w:t xml:space="preserve">                            Req </w:t>
             </w:r>
             <w:r>
               <w:rPr>
@@ -329,7 +289,6 @@
               </w:rPr>
               <w:t>{</w:t>
             </w:r>
-            <w:proofErr w:type="spellStart"/>
             <w:r>
               <w:rPr>
                 <w:rFonts w:ascii="Consolas" w:hAnsi="Consolas" w:cs="Consolas"/>
@@ -340,7 +299,6 @@
               </w:rPr>
               <w:t>RequisitionDate</w:t>
             </w:r>
-            <w:proofErr w:type="spellEnd"/>
             <w:r>
               <w:rPr>
                 <w:rFonts w:ascii="Arial Narrow" w:eastAsia="Times New Roman" w:hAnsi="Arial Narrow" w:cs="Arial"/>
@@ -428,7 +386,6 @@
               </w:rPr>
               <w:t>{</w:t>
             </w:r>
-            <w:proofErr w:type="spellStart"/>
             <w:r>
               <w:rPr>
                 <w:rFonts w:ascii="Tahoma" w:hAnsi="Tahoma" w:cs="Tahoma"/>
@@ -439,7 +396,6 @@
               </w:rPr>
               <w:t>RequirmentType</w:t>
             </w:r>
-            <w:proofErr w:type="spellEnd"/>
             <w:r>
               <w:rPr>
                 <w:rFonts w:ascii="Tahoma" w:eastAsia="Times New Roman" w:hAnsi="Tahoma" w:cs="Tahoma"/>
@@ -505,7 +461,6 @@
               </w:rPr>
               <w:t>{</w:t>
             </w:r>
-            <w:proofErr w:type="spellStart"/>
             <w:r>
               <w:rPr>
                 <w:rFonts w:ascii="Tahoma" w:eastAsia="Times New Roman" w:hAnsi="Tahoma" w:cs="Tahoma"/>
@@ -514,9 +469,8 @@
                 <w:sz w:val="16"/>
                 <w:szCs w:val="16"/>
               </w:rPr>
-              <w:t>requirementReason</w:t>
-            </w:r>
-            <w:proofErr w:type="spellEnd"/>
+              <w:t>Reason</w:t>
+            </w:r>
             <w:r>
               <w:rPr>
                 <w:rFonts w:ascii="Tahoma" w:eastAsia="Times New Roman" w:hAnsi="Tahoma" w:cs="Tahoma"/>
@@ -589,27 +543,7 @@
                 <w:sz w:val="16"/>
                 <w:szCs w:val="16"/>
               </w:rPr>
-              <w:t>{</w:t>
-            </w:r>
-            <w:proofErr w:type="spellStart"/>
-            <w:r>
-              <w:rPr>
-                <w:rFonts w:ascii="Tahoma" w:eastAsia="Arial" w:hAnsi="Tahoma" w:cs="Tahoma"/>
-                <w:bCs/>
-                <w:sz w:val="16"/>
-                <w:szCs w:val="16"/>
-              </w:rPr>
-              <w:t>materialRequsitionDetail</w:t>
-            </w:r>
-            <w:proofErr w:type="spellEnd"/>
-            <w:r>
-              <w:rPr>
-                <w:rFonts w:ascii="Tahoma" w:eastAsia="Arial" w:hAnsi="Tahoma" w:cs="Tahoma"/>
-                <w:bCs/>
-                <w:sz w:val="16"/>
-                <w:szCs w:val="16"/>
-              </w:rPr>
-              <w:t>}</w:t>
+              <w:t>{materialRequsitionDetail}</w:t>
             </w:r>
           </w:p>
           <w:p>
@@ -641,29 +575,7 @@
                 <w:sz w:val="16"/>
                 <w:szCs w:val="16"/>
               </w:rPr>
-              <w:t>Total : {</w:t>
-            </w:r>
-            <w:proofErr w:type="spellStart"/>
-            <w:r>
-              <w:rPr>
-                <w:rFonts w:ascii="Tahoma" w:eastAsia="Arial" w:hAnsi="Tahoma" w:cs="Tahoma"/>
-                <w:b/>
-                <w:bCs/>
-                <w:sz w:val="16"/>
-                <w:szCs w:val="16"/>
-              </w:rPr>
-              <w:t>GrandTotal</w:t>
-            </w:r>
-            <w:proofErr w:type="spellEnd"/>
-            <w:r>
-              <w:rPr>
-                <w:rFonts w:ascii="Tahoma" w:eastAsia="Arial" w:hAnsi="Tahoma" w:cs="Tahoma"/>
-                <w:b/>
-                <w:bCs/>
-                <w:sz w:val="16"/>
-                <w:szCs w:val="16"/>
-              </w:rPr>
-              <w:t>}</w:t>
+              <w:t>Total : {GrandTotal}</w:t>
             </w:r>
           </w:p>
           <w:p>
@@ -684,29 +596,7 @@
                 <w:sz w:val="16"/>
                 <w:szCs w:val="16"/>
               </w:rPr>
-              <w:t>In Words: {</w:t>
-            </w:r>
-            <w:proofErr w:type="spellStart"/>
-            <w:r>
-              <w:rPr>
-                <w:rFonts w:ascii="Tahoma" w:eastAsia="Arial" w:hAnsi="Tahoma" w:cs="Tahoma"/>
-                <w:b/>
-                <w:bCs/>
-                <w:sz w:val="16"/>
-                <w:szCs w:val="16"/>
-              </w:rPr>
-              <w:t>TotalInWords</w:t>
-            </w:r>
-            <w:proofErr w:type="spellEnd"/>
-            <w:r>
-              <w:rPr>
-                <w:rFonts w:ascii="Tahoma" w:eastAsia="Arial" w:hAnsi="Tahoma" w:cs="Tahoma"/>
-                <w:b/>
-                <w:bCs/>
-                <w:sz w:val="16"/>
-                <w:szCs w:val="16"/>
-              </w:rPr>
-              <w:t>}</w:t>
+              <w:t>In Words: {TotalInWords}</w:t>
             </w:r>
           </w:p>
         </w:tc>
@@ -1007,7 +897,6 @@
                       <w:szCs w:val="16"/>
                     </w:rPr>
                   </w:pPr>
-                  <w:proofErr w:type="gramStart"/>
                   <w:r>
                     <w:rPr>
                       <w:rFonts w:ascii="Tahoma" w:eastAsia="Arial" w:hAnsi="Tahoma" w:cs="Tahoma"/>
@@ -1026,18 +915,7 @@
                       <w:sz w:val="16"/>
                       <w:szCs w:val="16"/>
                     </w:rPr>
-                    <w:t xml:space="preserve"> JINDAL</w:t>
-                  </w:r>
-                  <w:proofErr w:type="gramEnd"/>
-                  <w:r>
-                    <w:rPr>
-                      <w:rFonts w:ascii="Tahoma" w:hAnsi="Tahoma" w:cs="Tahoma"/>
-                      <w:b/>
-                      <w:color w:val="000000" w:themeColor="text1"/>
-                      <w:sz w:val="16"/>
-                      <w:szCs w:val="16"/>
-                    </w:rPr>
-                    <w:t xml:space="preserve"> POLYBUTTONS PVT. LTD. LTD.</w:t>
+                    <w:t xml:space="preserve"> JINDAL POLYBUTTONS PVT. LTD. LTD.</w:t>
                   </w:r>
                 </w:p>
                 <w:p>
@@ -1190,29 +1068,7 @@
                       <w:sz w:val="16"/>
                       <w:szCs w:val="16"/>
                     </w:rPr>
-                    <w:t>For {</w:t>
-                  </w:r>
-                  <w:proofErr w:type="spellStart"/>
-                  <w:r>
-                    <w:rPr>
-                      <w:rFonts w:ascii="Tahoma" w:eastAsia="Arial" w:hAnsi="Tahoma" w:cs="Tahoma"/>
-                      <w:b/>
-                      <w:bCs/>
-                      <w:sz w:val="16"/>
-                      <w:szCs w:val="16"/>
-                    </w:rPr>
-                    <w:t>VendorName</w:t>
-                  </w:r>
-                  <w:proofErr w:type="spellEnd"/>
-                  <w:r>
-                    <w:rPr>
-                      <w:rFonts w:ascii="Tahoma" w:eastAsia="Arial" w:hAnsi="Tahoma" w:cs="Tahoma"/>
-                      <w:b/>
-                      <w:bCs/>
-                      <w:sz w:val="16"/>
-                      <w:szCs w:val="16"/>
-                    </w:rPr>
-                    <w:t>}</w:t>
+                    <w:t>For {VendorName}</w:t>
                   </w:r>
                 </w:p>
                 <w:p>
@@ -1274,8 +1130,6 @@
                       <w:szCs w:val="16"/>
                     </w:rPr>
                   </w:pPr>
-                  <w:bookmarkStart w:id="0" w:name="_GoBack"/>
-                  <w:bookmarkEnd w:id="0"/>
                   <w:r>
                     <w:rPr>
                       <w:rFonts w:ascii="Tahoma" w:eastAsia="Arial" w:hAnsi="Tahoma" w:cs="Tahoma"/>
@@ -1483,7 +1337,7 @@
                       </mc:Choice>
                       <mc:Fallback>
                         <w:pict>
-                          <v:line id="Straight Connector 1" o:spid="_x0000_s1026" style="position:absolute;flip:x;z-index:251659264;visibility:visible;mso-wrap-style:square;mso-width-percent:0;mso-height-percent:0;mso-wrap-distance-left:9pt;mso-wrap-distance-top:0;mso-wrap-distance-right:9pt;mso-wrap-distance-bottom:0;mso-position-horizontal:absolute;mso-position-horizontal-relative:text;mso-position-vertical:absolute;mso-position-vertical-relative:text;mso-width-percent:0;mso-height-percent:0;mso-width-relative:margin;mso-height-relative:margin" from="30.2pt,8.35pt" to="139.75pt,8.35pt" o:gfxdata="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" strokecolor="black [3213]" strokeweight=".5pt">
+                          <v:line w14:anchorId="1AAF3479" id="Straight Connector 1" o:spid="_x0000_s1026" style="position:absolute;flip:x;z-index:251659264;visibility:visible;mso-wrap-style:square;mso-width-percent:0;mso-height-percent:0;mso-wrap-distance-left:9pt;mso-wrap-distance-top:0;mso-wrap-distance-right:9pt;mso-wrap-distance-bottom:0;mso-position-horizontal:absolute;mso-position-horizontal-relative:text;mso-position-vertical:absolute;mso-position-vertical-relative:text;mso-width-percent:0;mso-height-percent:0;mso-width-relative:margin;mso-height-relative:margin" from="30.2pt,8.35pt" to="139.75pt,8.35pt" o:gfxdata="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" strokecolor="black [3213]" strokeweight=".5pt">
                             <v:stroke joinstyle="miter"/>
                           </v:line>
                         </w:pict>
@@ -1499,7 +1353,6 @@
                     </w:rPr>
                     <w:t>{</w:t>
                   </w:r>
-                  <w:proofErr w:type="spellStart"/>
                   <w:r>
                     <w:rPr>
                       <w:rFonts w:ascii="Tahoma" w:hAnsi="Tahoma" w:cs="Tahoma"/>
@@ -1510,7 +1363,6 @@
                     </w:rPr>
                     <w:t>AddedBy</w:t>
                   </w:r>
-                  <w:proofErr w:type="spellEnd"/>
                   <w:r>
                     <w:rPr>
                       <w:rFonts w:ascii="Tahoma" w:eastAsia="Arial" w:hAnsi="Tahoma" w:cs="Tahoma"/>
@@ -1606,7 +1458,7 @@
                       </mc:Choice>
                       <mc:Fallback>
                         <w:pict>
-                          <v:line id="Straight Connector 3" o:spid="_x0000_s1026" style="position:absolute;z-index:251660288;visibility:visible;mso-wrap-style:square;mso-width-percent:0;mso-wrap-distance-left:9pt;mso-wrap-distance-top:0;mso-wrap-distance-right:9pt;mso-wrap-distance-bottom:0;mso-position-horizontal:absolute;mso-position-horizontal-relative:text;mso-position-vertical:absolute;mso-position-vertical-relative:text;mso-width-percent:0;mso-width-relative:margin" from="23.5pt,8.35pt" to="143.7pt,8.35pt" o:gfxdata="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" strokecolor="black [3213]" strokeweight=".5pt">
+                          <v:line w14:anchorId="0A4164DC" id="Straight Connector 3" o:spid="_x0000_s1026" style="position:absolute;z-index:251660288;visibility:visible;mso-wrap-style:square;mso-width-percent:0;mso-wrap-distance-left:9pt;mso-wrap-distance-top:0;mso-wrap-distance-right:9pt;mso-wrap-distance-bottom:0;mso-position-horizontal:absolute;mso-position-horizontal-relative:text;mso-position-vertical:absolute;mso-position-vertical-relative:text;mso-width-percent:0;mso-width-relative:margin" from="23.5pt,8.35pt" to="143.7pt,8.35pt" o:gfxdata="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" strokecolor="black [3213]" strokeweight=".5pt">
                             <v:stroke joinstyle="miter"/>
                           </v:line>
                         </w:pict>
@@ -1622,7 +1474,6 @@
                     </w:rPr>
                     <w:t>{</w:t>
                   </w:r>
-                  <w:proofErr w:type="spellStart"/>
                   <w:r>
                     <w:rPr>
                       <w:rFonts w:ascii="Tahoma" w:hAnsi="Tahoma" w:cs="Tahoma"/>
@@ -1633,7 +1484,6 @@
                     </w:rPr>
                     <w:t>CheckedBy</w:t>
                   </w:r>
-                  <w:proofErr w:type="spellEnd"/>
                   <w:r>
                     <w:rPr>
                       <w:rFonts w:ascii="Tahoma" w:eastAsia="Arial" w:hAnsi="Tahoma" w:cs="Tahoma"/>
@@ -1726,7 +1576,7 @@
                       </mc:Choice>
                       <mc:Fallback>
                         <w:pict>
-                          <v:line id="Straight Connector 5" o:spid="_x0000_s1026" style="position:absolute;z-index:251661312;visibility:visible;mso-wrap-style:square;mso-wrap-distance-left:9pt;mso-wrap-distance-top:0;mso-wrap-distance-right:9pt;mso-wrap-distance-bottom:0;mso-position-horizontal:absolute;mso-position-horizontal-relative:text;mso-position-vertical:absolute;mso-position-vertical-relative:text" from="31.2pt,8.35pt" to="143.25pt,8.35pt" o:gfxdata="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" strokecolor="black [3213]" strokeweight=".5pt">
+                          <v:line w14:anchorId="27CA74E4" id="Straight Connector 5" o:spid="_x0000_s1026" style="position:absolute;z-index:251661312;visibility:visible;mso-wrap-style:square;mso-wrap-distance-left:9pt;mso-wrap-distance-top:0;mso-wrap-distance-right:9pt;mso-wrap-distance-bottom:0;mso-position-horizontal:absolute;mso-position-horizontal-relative:text;mso-position-vertical:absolute;mso-position-vertical-relative:text" from="31.2pt,8.35pt" to="143.25pt,8.35pt" o:gfxdata="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" strokecolor="black [3213]" strokeweight=".5pt">
                             <v:stroke joinstyle="miter"/>
                           </v:line>
                         </w:pict>
@@ -1742,7 +1592,6 @@
                     </w:rPr>
                     <w:t>{</w:t>
                   </w:r>
-                  <w:proofErr w:type="spellStart"/>
                   <w:r>
                     <w:rPr>
                       <w:rFonts w:ascii="Tahoma" w:hAnsi="Tahoma" w:cs="Tahoma"/>
@@ -1753,7 +1602,6 @@
                     </w:rPr>
                     <w:t>ApprovedBy</w:t>
                   </w:r>
-                  <w:proofErr w:type="spellEnd"/>
                   <w:r>
                     <w:rPr>
                       <w:rFonts w:ascii="Tahoma" w:eastAsia="Arial" w:hAnsi="Tahoma" w:cs="Tahoma"/>
@@ -1880,8 +1728,8 @@
       </w:pPr>
     </w:p>
     <w:sectPr>
-      <w:headerReference w:type="default" r:id="rId9"/>
-      <w:footerReference w:type="default" r:id="rId10"/>
+      <w:headerReference w:type="default" r:id="rId8"/>
+      <w:footerReference w:type="default" r:id="rId9"/>
       <w:pgSz w:w="20160" w:h="12240" w:orient="landscape" w:code="5"/>
       <w:pgMar w:top="1440" w:right="1800" w:bottom="1440" w:left="1800" w:header="0" w:footer="0" w:gutter="0"/>
       <w:cols w:space="720"/>
@@ -1892,7 +1740,7 @@
 </file>
 
 <file path=word/endnotes.xml><?xml version="1.0" encoding="utf-8"?>
-<w:endnotes xmlns:wpc="http://schemas.microsoft.com/office/word/2010/wordprocessingCanvas" xmlns:mc="http://schemas.openxmlformats.org/markup-compatibility/2006" xmlns:o="urn:schemas-microsoft-com:office:office" xmlns:r="http://schemas.openxmlformats.org/officeDocument/2006/relationships" xmlns:m="http://schemas.openxmlformats.org/officeDocument/2006/math" xmlns:v="urn:schemas-microsoft-com:vml" xmlns:wp14="http://schemas.microsoft.com/office/word/2010/wordprocessingDrawing" xmlns:wp="http://schemas.openxmlformats.org/drawingml/2006/wordprocessingDrawing" xmlns:w10="urn:schemas-microsoft-com:office:word" xmlns:w="http://schemas.openxmlformats.org/wordprocessingml/2006/main" xmlns:w14="http://schemas.microsoft.com/office/word/2010/wordml" xmlns:wpg="http://schemas.microsoft.com/office/word/2010/wordprocessingGroup" xmlns:wpi="http://schemas.microsoft.com/office/word/2010/wordprocessingInk" xmlns:wne="http://schemas.microsoft.com/office/word/2006/wordml" xmlns:wps="http://schemas.microsoft.com/office/word/2010/wordprocessingShape" mc:Ignorable="w14 wp14">
+<w:endnotes xmlns:wpc="http://schemas.microsoft.com/office/word/2010/wordprocessingCanvas" xmlns:cx="http://schemas.microsoft.com/office/drawing/2014/chartex" xmlns:cx1="http://schemas.microsoft.com/office/drawing/2015/9/8/chartex" xmlns:cx2="http://schemas.microsoft.com/office/drawing/2015/10/21/chartex" xmlns:cx3="http://schemas.microsoft.com/office/drawing/2016/5/9/chartex" xmlns:cx4="http://schemas.microsoft.com/office/drawing/2016/5/10/chartex" xmlns:cx5="http://schemas.microsoft.com/office/drawing/2016/5/11/chartex" xmlns:cx6="http://schemas.microsoft.com/office/drawing/2016/5/12/chartex" xmlns:cx7="http://schemas.microsoft.com/office/drawing/2016/5/13/chartex" xmlns:cx8="http://schemas.microsoft.com/office/drawing/2016/5/14/chartex" xmlns:mc="http://schemas.openxmlformats.org/markup-compatibility/2006" xmlns:aink="http://schemas.microsoft.com/office/drawing/2016/ink" xmlns:am3d="http://schemas.microsoft.com/office/drawing/2017/model3d" xmlns:o="urn:schemas-microsoft-com:office:office" xmlns:oel="http://schemas.microsoft.com/office/2019/extlst" xmlns:r="http://schemas.openxmlformats.org/officeDocument/2006/relationships" xmlns:m="http://schemas.openxmlformats.org/officeDocument/2006/math" xmlns:v="urn:schemas-microsoft-com:vml" xmlns:wp14="http://schemas.microsoft.com/office/word/2010/wordprocessingDrawing" xmlns:wp="http://schemas.openxmlformats.org/drawingml/2006/wordprocessingDrawing" xmlns:w10="urn:schemas-microsoft-com:office:word" xmlns:w="http://schemas.openxmlformats.org/wordprocessingml/2006/main" xmlns:w14="http://schemas.microsoft.com/office/word/2010/wordml" xmlns:w15="http://schemas.microsoft.com/office/word/2012/wordml" xmlns:w16cex="http://schemas.microsoft.com/office/word/2018/wordml/cex" xmlns:w16cid="http://schemas.microsoft.com/office/word/2016/wordml/cid" xmlns:w16="http://schemas.microsoft.com/office/word/2018/wordml" xmlns:w16du="http://schemas.microsoft.com/office/word/2023/wordml/word16du" xmlns:w16sdtdh="http://schemas.microsoft.com/office/word/2020/wordml/sdtdatahash" xmlns:w16se="http://schemas.microsoft.com/office/word/2015/wordml/symex" xmlns:wpg="http://schemas.microsoft.com/office/word/2010/wordprocessingGroup" xmlns:wpi="http://schemas.microsoft.com/office/word/2010/wordprocessingInk" xmlns:wne="http://schemas.microsoft.com/office/word/2006/wordml" xmlns:wps="http://schemas.microsoft.com/office/word/2010/wordprocessingShape" mc:Ignorable="w14 w15 w16se w16cid w16 w16cex w16sdtdh w16du wp14">
   <w:endnote w:type="separator" w:id="-1">
     <w:p>
       <w:r>
@@ -1911,7 +1759,7 @@
 </file>
 
 <file path=word/footer1.xml><?xml version="1.0" encoding="utf-8"?>
-<w:ftr xmlns:wpc="http://schemas.microsoft.com/office/word/2010/wordprocessingCanvas" xmlns:mc="http://schemas.openxmlformats.org/markup-compatibility/2006" xmlns:o="urn:schemas-microsoft-com:office:office" xmlns:r="http://schemas.openxmlformats.org/officeDocument/2006/relationships" xmlns:m="http://schemas.openxmlformats.org/officeDocument/2006/math" xmlns:v="urn:schemas-microsoft-com:vml" xmlns:wp14="http://schemas.microsoft.com/office/word/2010/wordprocessingDrawing" xmlns:wp="http://schemas.openxmlformats.org/drawingml/2006/wordprocessingDrawing" xmlns:w10="urn:schemas-microsoft-com:office:word" xmlns:w="http://schemas.openxmlformats.org/wordprocessingml/2006/main" xmlns:w14="http://schemas.microsoft.com/office/word/2010/wordml" xmlns:wpg="http://schemas.microsoft.com/office/word/2010/wordprocessingGroup" xmlns:wpi="http://schemas.microsoft.com/office/word/2010/wordprocessingInk" xmlns:wne="http://schemas.microsoft.com/office/word/2006/wordml" xmlns:wps="http://schemas.microsoft.com/office/word/2010/wordprocessingShape" mc:Ignorable="w14 wp14">
+<w:ftr xmlns:wpc="http://schemas.microsoft.com/office/word/2010/wordprocessingCanvas" xmlns:cx="http://schemas.microsoft.com/office/drawing/2014/chartex" xmlns:cx1="http://schemas.microsoft.com/office/drawing/2015/9/8/chartex" xmlns:cx2="http://schemas.microsoft.com/office/drawing/2015/10/21/chartex" xmlns:cx3="http://schemas.microsoft.com/office/drawing/2016/5/9/chartex" xmlns:cx4="http://schemas.microsoft.com/office/drawing/2016/5/10/chartex" xmlns:cx5="http://schemas.microsoft.com/office/drawing/2016/5/11/chartex" xmlns:cx6="http://schemas.microsoft.com/office/drawing/2016/5/12/chartex" xmlns:cx7="http://schemas.microsoft.com/office/drawing/2016/5/13/chartex" xmlns:cx8="http://schemas.microsoft.com/office/drawing/2016/5/14/chartex" xmlns:mc="http://schemas.openxmlformats.org/markup-compatibility/2006" xmlns:aink="http://schemas.microsoft.com/office/drawing/2016/ink" xmlns:am3d="http://schemas.microsoft.com/office/drawing/2017/model3d" xmlns:o="urn:schemas-microsoft-com:office:office" xmlns:oel="http://schemas.microsoft.com/office/2019/extlst" xmlns:r="http://schemas.openxmlformats.org/officeDocument/2006/relationships" xmlns:m="http://schemas.openxmlformats.org/officeDocument/2006/math" xmlns:v="urn:schemas-microsoft-com:vml" xmlns:wp14="http://schemas.microsoft.com/office/word/2010/wordprocessingDrawing" xmlns:wp="http://schemas.openxmlformats.org/drawingml/2006/wordprocessingDrawing" xmlns:w10="urn:schemas-microsoft-com:office:word" xmlns:w="http://schemas.openxmlformats.org/wordprocessingml/2006/main" xmlns:w14="http://schemas.microsoft.com/office/word/2010/wordml" xmlns:w15="http://schemas.microsoft.com/office/word/2012/wordml" xmlns:w16cex="http://schemas.microsoft.com/office/word/2018/wordml/cex" xmlns:w16cid="http://schemas.microsoft.com/office/word/2016/wordml/cid" xmlns:w16="http://schemas.microsoft.com/office/word/2018/wordml" xmlns:w16du="http://schemas.microsoft.com/office/word/2023/wordml/word16du" xmlns:w16sdtdh="http://schemas.microsoft.com/office/word/2020/wordml/sdtdatahash" xmlns:w16se="http://schemas.microsoft.com/office/word/2015/wordml/symex" xmlns:wpg="http://schemas.microsoft.com/office/word/2010/wordprocessingGroup" xmlns:wpi="http://schemas.microsoft.com/office/word/2010/wordprocessingInk" xmlns:wne="http://schemas.microsoft.com/office/word/2006/wordml" xmlns:wps="http://schemas.microsoft.com/office/word/2010/wordprocessingShape" mc:Ignorable="w14 w15 w16se w16cid w16 w16cex w16sdtdh w16du wp14">
   <w:sdt>
     <w:sdtPr>
       <w:id w:val="-748413546"/>
@@ -1971,50 +1819,14 @@
         <w:sz w:val="16"/>
         <w:szCs w:val="16"/>
       </w:rPr>
-      <w:t>Delhi Office</w:t>
-    </w:r>
-    <w:proofErr w:type="gramStart"/>
-    <w:r>
-      <w:rPr>
-        <w:rFonts w:ascii="Tahoma" w:hAnsi="Tahoma" w:cs="Tahoma"/>
-        <w:sz w:val="16"/>
-        <w:szCs w:val="16"/>
-      </w:rPr>
-      <w:t>:-</w:t>
-    </w:r>
-    <w:proofErr w:type="gramEnd"/>
-    <w:r>
-      <w:rPr>
-        <w:rFonts w:ascii="Tahoma" w:hAnsi="Tahoma" w:cs="Tahoma"/>
-        <w:sz w:val="16"/>
-        <w:szCs w:val="16"/>
-      </w:rPr>
-      <w:t xml:space="preserve"> 18, Central Market, Punjabi </w:t>
-    </w:r>
-    <w:proofErr w:type="spellStart"/>
-    <w:r>
-      <w:rPr>
-        <w:rFonts w:ascii="Tahoma" w:hAnsi="Tahoma" w:cs="Tahoma"/>
-        <w:sz w:val="16"/>
-        <w:szCs w:val="16"/>
-      </w:rPr>
-      <w:t>Bagh</w:t>
-    </w:r>
-    <w:proofErr w:type="spellEnd"/>
-    <w:r>
-      <w:rPr>
-        <w:rFonts w:ascii="Tahoma" w:hAnsi="Tahoma" w:cs="Tahoma"/>
-        <w:sz w:val="16"/>
-        <w:szCs w:val="16"/>
-      </w:rPr>
-      <w:t xml:space="preserve"> (West), New Delhi, - 110026 India. Tel: +91-11-45020000, Fax: +91-11-45020030</w:t>
+      <w:t>Delhi Office:- 18, Central Market, Punjabi Bagh (West), New Delhi, - 110026 India. Tel: +91-11-45020000, Fax: +91-11-45020030</w:t>
     </w:r>
   </w:p>
 </w:ftr>
 </file>
 
 <file path=word/footnotes.xml><?xml version="1.0" encoding="utf-8"?>
-<w:footnotes xmlns:wpc="http://schemas.microsoft.com/office/word/2010/wordprocessingCanvas" xmlns:mc="http://schemas.openxmlformats.org/markup-compatibility/2006" xmlns:o="urn:schemas-microsoft-com:office:office" xmlns:r="http://schemas.openxmlformats.org/officeDocument/2006/relationships" xmlns:m="http://schemas.openxmlformats.org/officeDocument/2006/math" xmlns:v="urn:schemas-microsoft-com:vml" xmlns:wp14="http://schemas.microsoft.com/office/word/2010/wordprocessingDrawing" xmlns:wp="http://schemas.openxmlformats.org/drawingml/2006/wordprocessingDrawing" xmlns:w10="urn:schemas-microsoft-com:office:word" xmlns:w="http://schemas.openxmlformats.org/wordprocessingml/2006/main" xmlns:w14="http://schemas.microsoft.com/office/word/2010/wordml" xmlns:wpg="http://schemas.microsoft.com/office/word/2010/wordprocessingGroup" xmlns:wpi="http://schemas.microsoft.com/office/word/2010/wordprocessingInk" xmlns:wne="http://schemas.microsoft.com/office/word/2006/wordml" xmlns:wps="http://schemas.microsoft.com/office/word/2010/wordprocessingShape" mc:Ignorable="w14 wp14">
+<w:footnotes xmlns:wpc="http://schemas.microsoft.com/office/word/2010/wordprocessingCanvas" xmlns:cx="http://schemas.microsoft.com/office/drawing/2014/chartex" xmlns:cx1="http://schemas.microsoft.com/office/drawing/2015/9/8/chartex" xmlns:cx2="http://schemas.microsoft.com/office/drawing/2015/10/21/chartex" xmlns:cx3="http://schemas.microsoft.com/office/drawing/2016/5/9/chartex" xmlns:cx4="http://schemas.microsoft.com/office/drawing/2016/5/10/chartex" xmlns:cx5="http://schemas.microsoft.com/office/drawing/2016/5/11/chartex" xmlns:cx6="http://schemas.microsoft.com/office/drawing/2016/5/12/chartex" xmlns:cx7="http://schemas.microsoft.com/office/drawing/2016/5/13/chartex" xmlns:cx8="http://schemas.microsoft.com/office/drawing/2016/5/14/chartex" xmlns:mc="http://schemas.openxmlformats.org/markup-compatibility/2006" xmlns:aink="http://schemas.microsoft.com/office/drawing/2016/ink" xmlns:am3d="http://schemas.microsoft.com/office/drawing/2017/model3d" xmlns:o="urn:schemas-microsoft-com:office:office" xmlns:oel="http://schemas.microsoft.com/office/2019/extlst" xmlns:r="http://schemas.openxmlformats.org/officeDocument/2006/relationships" xmlns:m="http://schemas.openxmlformats.org/officeDocument/2006/math" xmlns:v="urn:schemas-microsoft-com:vml" xmlns:wp14="http://schemas.microsoft.com/office/word/2010/wordprocessingDrawing" xmlns:wp="http://schemas.openxmlformats.org/drawingml/2006/wordprocessingDrawing" xmlns:w10="urn:schemas-microsoft-com:office:word" xmlns:w="http://schemas.openxmlformats.org/wordprocessingml/2006/main" xmlns:w14="http://schemas.microsoft.com/office/word/2010/wordml" xmlns:w15="http://schemas.microsoft.com/office/word/2012/wordml" xmlns:w16cex="http://schemas.microsoft.com/office/word/2018/wordml/cex" xmlns:w16cid="http://schemas.microsoft.com/office/word/2016/wordml/cid" xmlns:w16="http://schemas.microsoft.com/office/word/2018/wordml" xmlns:w16du="http://schemas.microsoft.com/office/word/2023/wordml/word16du" xmlns:w16sdtdh="http://schemas.microsoft.com/office/word/2020/wordml/sdtdatahash" xmlns:w16se="http://schemas.microsoft.com/office/word/2015/wordml/symex" xmlns:wpg="http://schemas.microsoft.com/office/word/2010/wordprocessingGroup" xmlns:wpi="http://schemas.microsoft.com/office/word/2010/wordprocessingInk" xmlns:wne="http://schemas.microsoft.com/office/word/2006/wordml" xmlns:wps="http://schemas.microsoft.com/office/word/2010/wordprocessingShape" mc:Ignorable="w14 w15 w16se w16cid w16 w16cex w16sdtdh w16du wp14">
   <w:footnote w:type="separator" w:id="-1">
     <w:p>
       <w:r>
@@ -2033,7 +1845,7 @@
 </file>
 
 <file path=word/header1.xml><?xml version="1.0" encoding="utf-8"?>
-<w:hdr xmlns:wpc="http://schemas.microsoft.com/office/word/2010/wordprocessingCanvas" xmlns:mc="http://schemas.openxmlformats.org/markup-compatibility/2006" xmlns:o="urn:schemas-microsoft-com:office:office" xmlns:r="http://schemas.openxmlformats.org/officeDocument/2006/relationships" xmlns:m="http://schemas.openxmlformats.org/officeDocument/2006/math" xmlns:v="urn:schemas-microsoft-com:vml" xmlns:wp14="http://schemas.microsoft.com/office/word/2010/wordprocessingDrawing" xmlns:wp="http://schemas.openxmlformats.org/drawingml/2006/wordprocessingDrawing" xmlns:w10="urn:schemas-microsoft-com:office:word" xmlns:w="http://schemas.openxmlformats.org/wordprocessingml/2006/main" xmlns:w14="http://schemas.microsoft.com/office/word/2010/wordml" xmlns:wpg="http://schemas.microsoft.com/office/word/2010/wordprocessingGroup" xmlns:wpi="http://schemas.microsoft.com/office/word/2010/wordprocessingInk" xmlns:wne="http://schemas.microsoft.com/office/word/2006/wordml" xmlns:wps="http://schemas.microsoft.com/office/word/2010/wordprocessingShape" mc:Ignorable="w14 wp14">
+<w:hdr xmlns:wpc="http://schemas.microsoft.com/office/word/2010/wordprocessingCanvas" xmlns:cx="http://schemas.microsoft.com/office/drawing/2014/chartex" xmlns:cx1="http://schemas.microsoft.com/office/drawing/2015/9/8/chartex" xmlns:cx2="http://schemas.microsoft.com/office/drawing/2015/10/21/chartex" xmlns:cx3="http://schemas.microsoft.com/office/drawing/2016/5/9/chartex" xmlns:cx4="http://schemas.microsoft.com/office/drawing/2016/5/10/chartex" xmlns:cx5="http://schemas.microsoft.com/office/drawing/2016/5/11/chartex" xmlns:cx6="http://schemas.microsoft.com/office/drawing/2016/5/12/chartex" xmlns:cx7="http://schemas.microsoft.com/office/drawing/2016/5/13/chartex" xmlns:cx8="http://schemas.microsoft.com/office/drawing/2016/5/14/chartex" xmlns:mc="http://schemas.openxmlformats.org/markup-compatibility/2006" xmlns:aink="http://schemas.microsoft.com/office/drawing/2016/ink" xmlns:am3d="http://schemas.microsoft.com/office/drawing/2017/model3d" xmlns:o="urn:schemas-microsoft-com:office:office" xmlns:oel="http://schemas.microsoft.com/office/2019/extlst" xmlns:r="http://schemas.openxmlformats.org/officeDocument/2006/relationships" xmlns:m="http://schemas.openxmlformats.org/officeDocument/2006/math" xmlns:v="urn:schemas-microsoft-com:vml" xmlns:wp14="http://schemas.microsoft.com/office/word/2010/wordprocessingDrawing" xmlns:wp="http://schemas.openxmlformats.org/drawingml/2006/wordprocessingDrawing" xmlns:w10="urn:schemas-microsoft-com:office:word" xmlns:w="http://schemas.openxmlformats.org/wordprocessingml/2006/main" xmlns:w14="http://schemas.microsoft.com/office/word/2010/wordml" xmlns:w15="http://schemas.microsoft.com/office/word/2012/wordml" xmlns:w16cex="http://schemas.microsoft.com/office/word/2018/wordml/cex" xmlns:w16cid="http://schemas.microsoft.com/office/word/2016/wordml/cid" xmlns:w16="http://schemas.microsoft.com/office/word/2018/wordml" xmlns:w16du="http://schemas.microsoft.com/office/word/2023/wordml/word16du" xmlns:w16sdtdh="http://schemas.microsoft.com/office/word/2020/wordml/sdtdatahash" xmlns:w16se="http://schemas.microsoft.com/office/word/2015/wordml/symex" xmlns:wpg="http://schemas.microsoft.com/office/word/2010/wordprocessingGroup" xmlns:wpi="http://schemas.microsoft.com/office/word/2010/wordprocessingInk" xmlns:wne="http://schemas.microsoft.com/office/word/2006/wordml" xmlns:wps="http://schemas.microsoft.com/office/word/2010/wordprocessingShape" mc:Ignorable="w14 w15 w16se w16cid w16 w16cex w16sdtdh w16du wp14">
   <w:p>
     <w:pPr>
       <w:pStyle w:val="Header"/>
@@ -2135,25 +1947,7 @@
                               <w:sz w:val="16"/>
                               <w:szCs w:val="16"/>
                             </w:rPr>
-                            <w:t>Tel: +91-1662-222277, +91-11-25220005-7</w:t>
-                          </w:r>
-                          <w:proofErr w:type="gramStart"/>
-                          <w:r>
-                            <w:rPr>
-                              <w:rFonts w:ascii="Tahoma" w:eastAsia="Arial" w:hAnsi="Tahoma" w:cs="Tahoma"/>
-                              <w:sz w:val="16"/>
-                              <w:szCs w:val="16"/>
-                            </w:rPr>
-                            <w:t>,45020000</w:t>
-                          </w:r>
-                          <w:proofErr w:type="gramEnd"/>
-                          <w:r>
-                            <w:rPr>
-                              <w:rFonts w:ascii="Tahoma" w:eastAsia="Arial" w:hAnsi="Tahoma" w:cs="Tahoma"/>
-                              <w:sz w:val="16"/>
-                              <w:szCs w:val="16"/>
-                            </w:rPr>
-                            <w:t xml:space="preserve">  </w:t>
+                            <w:t xml:space="preserve">Tel: +91-1662-222277, +91-11-25220005-7,45020000  </w:t>
                           </w:r>
                         </w:p>
                         <w:p>
@@ -2292,11 +2086,11 @@
         </mc:Choice>
         <mc:Fallback>
           <w:pict>
-            <v:shapetype id="_x0000_t202" coordsize="21600,21600" o:spt="202" path="m,l,21600r21600,l21600,xe">
+            <v:shapetype w14:anchorId="603FEFC5" id="_x0000_t202" coordsize="21600,21600" o:spt="202" path="m,l,21600r21600,l21600,xe">
               <v:stroke joinstyle="miter"/>
               <v:path gradientshapeok="t" o:connecttype="rect"/>
             </v:shapetype>
-            <v:shape id="Text Box 2" o:spid="_x0000_s1026" type="#_x0000_t202" style="position:absolute;left:0;text-align:left;margin-left:642pt;margin-top:1.35pt;width:284.8pt;height:92.25pt;z-index:-251639808;visibility:visible;mso-wrap-style:square;mso-width-percent:0;mso-height-percent:0;mso-wrap-distance-left:9pt;mso-wrap-distance-top:3.6pt;mso-wrap-distance-right:9pt;mso-wrap-distance-bottom:3.6pt;mso-position-horizontal:absolute;mso-position-horizontal-relative:page;mso-position-vertical:absolute;mso-position-vertical-relative:text;mso-width-percent:0;mso-height-percent:0;mso-width-relative:margin;mso-height-relative:margin;v-text-anchor:top" o:gfxdata="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" filled="f" stroked="f">
+            <v:shape id="Text Box 2" o:spid="_x0000_s1026" type="#_x0000_t202" style="position:absolute;left:0;text-align:left;margin-left:642pt;margin-top:1.35pt;width:284.8pt;height:92.25pt;z-index:-251639808;visibility:visible;mso-wrap-style:square;mso-width-percent:0;mso-height-percent:0;mso-wrap-distance-left:9pt;mso-wrap-distance-top:3.6pt;mso-wrap-distance-right:9pt;mso-wrap-distance-bottom:3.6pt;mso-position-horizontal:absolute;mso-position-horizontal-relative:page;mso-position-vertical:absolute;mso-position-vertical-relative:text;mso-width-percent:0;mso-height-percent:0;mso-width-relative:margin;mso-height-relative:margin;v-text-anchor:top" o:gfxdata="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" filled="f" stroked="f">
               <v:textbox>
                 <w:txbxContent>
                   <w:p>
@@ -2336,25 +2130,7 @@
                         <w:sz w:val="16"/>
                         <w:szCs w:val="16"/>
                       </w:rPr>
-                      <w:t>Tel: +91-1662-222277, +91-11-25220005-7</w:t>
-                    </w:r>
-                    <w:proofErr w:type="gramStart"/>
-                    <w:r>
-                      <w:rPr>
-                        <w:rFonts w:ascii="Tahoma" w:eastAsia="Arial" w:hAnsi="Tahoma" w:cs="Tahoma"/>
-                        <w:sz w:val="16"/>
-                        <w:szCs w:val="16"/>
-                      </w:rPr>
-                      <w:t>,45020000</w:t>
-                    </w:r>
-                    <w:proofErr w:type="gramEnd"/>
-                    <w:r>
-                      <w:rPr>
-                        <w:rFonts w:ascii="Tahoma" w:eastAsia="Arial" w:hAnsi="Tahoma" w:cs="Tahoma"/>
-                        <w:sz w:val="16"/>
-                        <w:szCs w:val="16"/>
-                      </w:rPr>
-                      <w:t xml:space="preserve">  </w:t>
+                      <w:t xml:space="preserve">Tel: +91-1662-222277, +91-11-25220005-7,45020000  </w:t>
                     </w:r>
                   </w:p>
                   <w:p>
@@ -2576,7 +2352,7 @@
         </mc:Choice>
         <mc:Fallback>
           <w:pict>
-            <v:rect id="Rectangle 8" o:spid="_x0000_s1027" style="position:absolute;left:0;text-align:left;margin-left:1.5pt;margin-top:49.55pt;width:194.25pt;height:21.75pt;z-index:251674624;visibility:visible;mso-wrap-style:square;mso-height-percent:0;mso-wrap-distance-left:9pt;mso-wrap-distance-top:0;mso-wrap-distance-right:9pt;mso-wrap-distance-bottom:0;mso-position-horizontal:absolute;mso-position-horizontal-relative:text;mso-position-vertical:absolute;mso-position-vertical-relative:text;mso-height-percent:0;mso-height-relative:margin;v-text-anchor:middle" o:gfxdata="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" fillcolor="white [3212]" strokecolor="white [3212]" strokeweight="1pt">
+            <v:rect w14:anchorId="18A62F09" id="Rectangle 8" o:spid="_x0000_s1027" style="position:absolute;left:0;text-align:left;margin-left:1.5pt;margin-top:49.55pt;width:194.25pt;height:21.75pt;z-index:251674624;visibility:visible;mso-wrap-style:square;mso-height-percent:0;mso-wrap-distance-left:9pt;mso-wrap-distance-top:0;mso-wrap-distance-right:9pt;mso-wrap-distance-bottom:0;mso-position-horizontal:absolute;mso-position-horizontal-relative:text;mso-position-vertical:absolute;mso-position-vertical-relative:text;mso-height-percent:0;mso-height-relative:margin;v-text-anchor:middle" o:gfxdata="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" fillcolor="white [3212]" strokecolor="white [3212]" strokeweight="1pt">
               <v:textbox>
                 <w:txbxContent>
                   <w:p>
@@ -2762,31 +2538,7 @@
                               <w:szCs w:val="20"/>
                               <w:u w:val="single"/>
                             </w:rPr>
-                            <w:t>({</w:t>
-                          </w:r>
-                          <w:proofErr w:type="spellStart"/>
-                          <w:r>
-                            <w:rPr>
-                              <w:rFonts w:ascii="Tahoma" w:hAnsi="Tahoma" w:cs="Tahoma"/>
-                              <w:b/>
-                              <w:bCs/>
-                              <w:sz w:val="20"/>
-                              <w:szCs w:val="20"/>
-                              <w:u w:val="single"/>
-                            </w:rPr>
-                            <w:t>RequisitionType</w:t>
-                          </w:r>
-                          <w:proofErr w:type="spellEnd"/>
-                          <w:r>
-                            <w:rPr>
-                              <w:rFonts w:ascii="Tahoma" w:hAnsi="Tahoma" w:cs="Tahoma"/>
-                              <w:b/>
-                              <w:bCs/>
-                              <w:sz w:val="20"/>
-                              <w:szCs w:val="20"/>
-                              <w:u w:val="single"/>
-                            </w:rPr>
-                            <w:t>}</w:t>
+                            <w:t>({RequisitionType}</w:t>
                           </w:r>
                           <w:r>
                             <w:rPr>
@@ -2819,7 +2571,7 @@
         </mc:Choice>
         <mc:Fallback>
           <w:pict>
-            <v:shapetype id="_x0000_t176" coordsize="21600,21600" o:spt="176" adj="2700" path="m@0,qx0@0l0@2qy@0,21600l@1,21600qx21600@2l21600@0qy@1,xe">
+            <v:shapetype w14:anchorId="24C54F37" id="_x0000_t176" coordsize="21600,21600" o:spt="176" adj="2700" path="m@0,qx0@0l0@2qy@0,21600l@1,21600qx21600@2l21600@0qy@1,xe">
               <v:stroke joinstyle="miter"/>
               <v:formulas>
                 <v:f eqn="val #0"/>
@@ -2835,7 +2587,7 @@
               </v:formulas>
               <v:path gradientshapeok="t" limo="10800,10800" o:connecttype="custom" o:connectlocs="@8,0;0,@9;@8,@7;@6,@9" textboxrect="@3,@3,@4,@5"/>
             </v:shapetype>
-            <v:shape id="Flowchart: Alternate Process 2" o:spid="_x0000_s1028" type="#_x0000_t176" style="position:absolute;left:0;text-align:left;margin-left:-13.8pt;margin-top:104.5pt;width:299.85pt;height:25.1pt;z-index:251666432;visibility:visible;mso-wrap-style:square;mso-height-percent:0;mso-wrap-distance-left:9pt;mso-wrap-distance-top:0;mso-wrap-distance-right:9pt;mso-wrap-distance-bottom:0;mso-position-horizontal:absolute;mso-position-horizontal-relative:text;mso-position-vertical:absolute;mso-position-vertical-relative:text;mso-height-percent:0;mso-height-relative:margin;v-text-anchor:middle" o:gfxdata="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" fillcolor="white [3201]" strokecolor="white [3212]" strokeweight="1pt">
+            <v:shape id="Flowchart: Alternate Process 2" o:spid="_x0000_s1028" type="#_x0000_t176" style="position:absolute;left:0;text-align:left;margin-left:-13.8pt;margin-top:104.5pt;width:299.85pt;height:25.1pt;z-index:251666432;visibility:visible;mso-wrap-style:square;mso-height-percent:0;mso-wrap-distance-left:9pt;mso-wrap-distance-top:0;mso-wrap-distance-right:9pt;mso-wrap-distance-bottom:0;mso-position-horizontal:absolute;mso-position-horizontal-relative:text;mso-position-vertical:absolute;mso-position-vertical-relative:text;mso-height-percent:0;mso-height-relative:margin;v-text-anchor:middle" o:gfxdata="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" fillcolor="white [3201]" strokecolor="white [3212]" strokeweight="1pt">
               <v:textbox>
                 <w:txbxContent>
                   <w:p>
@@ -2870,31 +2622,7 @@
                         <w:szCs w:val="20"/>
                         <w:u w:val="single"/>
                       </w:rPr>
-                      <w:t>({</w:t>
-                    </w:r>
-                    <w:proofErr w:type="spellStart"/>
-                    <w:r>
-                      <w:rPr>
-                        <w:rFonts w:ascii="Tahoma" w:hAnsi="Tahoma" w:cs="Tahoma"/>
-                        <w:b/>
-                        <w:bCs/>
-                        <w:sz w:val="20"/>
-                        <w:szCs w:val="20"/>
-                        <w:u w:val="single"/>
-                      </w:rPr>
-                      <w:t>RequisitionType</w:t>
-                    </w:r>
-                    <w:proofErr w:type="spellEnd"/>
-                    <w:r>
-                      <w:rPr>
-                        <w:rFonts w:ascii="Tahoma" w:hAnsi="Tahoma" w:cs="Tahoma"/>
-                        <w:b/>
-                        <w:bCs/>
-                        <w:sz w:val="20"/>
-                        <w:szCs w:val="20"/>
-                        <w:u w:val="single"/>
-                      </w:rPr>
-                      <w:t>}</w:t>
+                      <w:t>({RequisitionType}</w:t>
                     </w:r>
                     <w:r>
                       <w:rPr>
@@ -2920,8 +2648,8 @@
 </file>
 
 <file path=word/numbering.xml><?xml version="1.0" encoding="utf-8"?>
-<w:numbering xmlns:wpc="http://schemas.microsoft.com/office/word/2010/wordprocessingCanvas" xmlns:mc="http://schemas.openxmlformats.org/markup-compatibility/2006" xmlns:o="urn:schemas-microsoft-com:office:office" xmlns:r="http://schemas.openxmlformats.org/officeDocument/2006/relationships" xmlns:m="http://schemas.openxmlformats.org/officeDocument/2006/math" xmlns:v="urn:schemas-microsoft-com:vml" xmlns:wp14="http://schemas.microsoft.com/office/word/2010/wordprocessingDrawing" xmlns:wp="http://schemas.openxmlformats.org/drawingml/2006/wordprocessingDrawing" xmlns:w10="urn:schemas-microsoft-com:office:word" xmlns:w="http://schemas.openxmlformats.org/wordprocessingml/2006/main" xmlns:w14="http://schemas.microsoft.com/office/word/2010/wordml" xmlns:wpg="http://schemas.microsoft.com/office/word/2010/wordprocessingGroup" xmlns:wpi="http://schemas.microsoft.com/office/word/2010/wordprocessingInk" xmlns:wne="http://schemas.microsoft.com/office/word/2006/wordml" xmlns:wps="http://schemas.microsoft.com/office/word/2010/wordprocessingShape" mc:Ignorable="w14 wp14">
-  <w:abstractNum w:abstractNumId="0">
+<w:numbering xmlns:wpc="http://schemas.microsoft.com/office/word/2010/wordprocessingCanvas" xmlns:cx="http://schemas.microsoft.com/office/drawing/2014/chartex" xmlns:cx1="http://schemas.microsoft.com/office/drawing/2015/9/8/chartex" xmlns:cx2="http://schemas.microsoft.com/office/drawing/2015/10/21/chartex" xmlns:cx3="http://schemas.microsoft.com/office/drawing/2016/5/9/chartex" xmlns:cx4="http://schemas.microsoft.com/office/drawing/2016/5/10/chartex" xmlns:cx5="http://schemas.microsoft.com/office/drawing/2016/5/11/chartex" xmlns:cx6="http://schemas.microsoft.com/office/drawing/2016/5/12/chartex" xmlns:cx7="http://schemas.microsoft.com/office/drawing/2016/5/13/chartex" xmlns:cx8="http://schemas.microsoft.com/office/drawing/2016/5/14/chartex" xmlns:mc="http://schemas.openxmlformats.org/markup-compatibility/2006" xmlns:aink="http://schemas.microsoft.com/office/drawing/2016/ink" xmlns:am3d="http://schemas.microsoft.com/office/drawing/2017/model3d" xmlns:o="urn:schemas-microsoft-com:office:office" xmlns:oel="http://schemas.microsoft.com/office/2019/extlst" xmlns:r="http://schemas.openxmlformats.org/officeDocument/2006/relationships" xmlns:m="http://schemas.openxmlformats.org/officeDocument/2006/math" xmlns:v="urn:schemas-microsoft-com:vml" xmlns:wp14="http://schemas.microsoft.com/office/word/2010/wordprocessingDrawing" xmlns:wp="http://schemas.openxmlformats.org/drawingml/2006/wordprocessingDrawing" xmlns:w10="urn:schemas-microsoft-com:office:word" xmlns:w="http://schemas.openxmlformats.org/wordprocessingml/2006/main" xmlns:w14="http://schemas.microsoft.com/office/word/2010/wordml" xmlns:w15="http://schemas.microsoft.com/office/word/2012/wordml" xmlns:w16cex="http://schemas.microsoft.com/office/word/2018/wordml/cex" xmlns:w16cid="http://schemas.microsoft.com/office/word/2016/wordml/cid" xmlns:w16="http://schemas.microsoft.com/office/word/2018/wordml" xmlns:w16du="http://schemas.microsoft.com/office/word/2023/wordml/word16du" xmlns:w16sdtdh="http://schemas.microsoft.com/office/word/2020/wordml/sdtdatahash" xmlns:w16se="http://schemas.microsoft.com/office/word/2015/wordml/symex" xmlns:wpg="http://schemas.microsoft.com/office/word/2010/wordprocessingGroup" xmlns:wpi="http://schemas.microsoft.com/office/word/2010/wordprocessingInk" xmlns:wne="http://schemas.microsoft.com/office/word/2006/wordml" xmlns:wps="http://schemas.microsoft.com/office/word/2010/wordprocessingShape" mc:Ignorable="w14 w15 w16se w16cid w16 w16cex w16sdtdh w16du wp14">
+  <w:abstractNum w:abstractNumId="0" w15:restartNumberingAfterBreak="0">
     <w:nsid w:val="19365752"/>
     <w:multiLevelType w:val="hybridMultilevel"/>
     <w:tmpl w:val="DFA0A576"/>
@@ -3010,7 +2738,7 @@
       </w:pPr>
     </w:lvl>
   </w:abstractNum>
-  <w:abstractNum w:abstractNumId="1">
+  <w:abstractNum w:abstractNumId="1" w15:restartNumberingAfterBreak="0">
     <w:nsid w:val="19495CFF"/>
     <w:multiLevelType w:val="hybridMultilevel"/>
     <w:tmpl w:val="79CC075A"/>
@@ -3061,7 +2789,7 @@
       <w:lvlJc w:val="left"/>
     </w:lvl>
   </w:abstractNum>
-  <w:abstractNum w:abstractNumId="2">
+  <w:abstractNum w:abstractNumId="2" w15:restartNumberingAfterBreak="0">
     <w:nsid w:val="66334873"/>
     <w:multiLevelType w:val="hybridMultilevel"/>
     <w:tmpl w:val="71B6F7D8"/>
@@ -3112,7 +2840,7 @@
       <w:lvlJc w:val="left"/>
     </w:lvl>
   </w:abstractNum>
-  <w:abstractNum w:abstractNumId="3">
+  <w:abstractNum w:abstractNumId="3" w15:restartNumberingAfterBreak="0">
     <w:nsid w:val="74B0DC51"/>
     <w:multiLevelType w:val="hybridMultilevel"/>
     <w:tmpl w:val="22FA3D1C"/>
@@ -3163,23 +2891,23 @@
       <w:lvlJc w:val="left"/>
     </w:lvl>
   </w:abstractNum>
-  <w:num w:numId="1">
+  <w:num w:numId="1" w16cid:durableId="259995453">
     <w:abstractNumId w:val="2"/>
   </w:num>
-  <w:num w:numId="2">
+  <w:num w:numId="2" w16cid:durableId="636951467">
     <w:abstractNumId w:val="3"/>
   </w:num>
-  <w:num w:numId="3">
+  <w:num w:numId="3" w16cid:durableId="183635753">
     <w:abstractNumId w:val="1"/>
   </w:num>
-  <w:num w:numId="4">
+  <w:num w:numId="4" w16cid:durableId="2038113265">
     <w:abstractNumId w:val="0"/>
   </w:num>
 </w:numbering>
 </file>
 
 <file path=word/styles.xml><?xml version="1.0" encoding="utf-8"?>
-<w:styles xmlns:mc="http://schemas.openxmlformats.org/markup-compatibility/2006" xmlns:r="http://schemas.openxmlformats.org/officeDocument/2006/relationships" xmlns:w="http://schemas.openxmlformats.org/wordprocessingml/2006/main" xmlns:w14="http://schemas.microsoft.com/office/word/2010/wordml" mc:Ignorable="w14">
+<w:styles xmlns:mc="http://schemas.openxmlformats.org/markup-compatibility/2006" xmlns:r="http://schemas.openxmlformats.org/officeDocument/2006/relationships" xmlns:w="http://schemas.openxmlformats.org/wordprocessingml/2006/main" xmlns:w14="http://schemas.microsoft.com/office/word/2010/wordml" xmlns:w15="http://schemas.microsoft.com/office/word/2012/wordml" xmlns:w16cex="http://schemas.microsoft.com/office/word/2018/wordml/cex" xmlns:w16cid="http://schemas.microsoft.com/office/word/2016/wordml/cid" xmlns:w16="http://schemas.microsoft.com/office/word/2018/wordml" xmlns:w16du="http://schemas.microsoft.com/office/word/2023/wordml/word16du" xmlns:w16sdtdh="http://schemas.microsoft.com/office/word/2020/wordml/sdtdatahash" xmlns:w16se="http://schemas.microsoft.com/office/word/2015/wordml/symex" mc:Ignorable="w14 w15 w16se w16cid w16 w16cex w16sdtdh w16du">
   <w:docDefaults>
     <w:rPrDefault>
       <w:rPr>
@@ -3191,144 +2919,383 @@
     </w:rPrDefault>
     <w:pPrDefault/>
   </w:docDefaults>
-  <w:latentStyles w:defLockedState="0" w:defUIPriority="99" w:defSemiHidden="1" w:defUnhideWhenUsed="1" w:defQFormat="0" w:count="267">
-    <w:lsdException w:name="Normal" w:semiHidden="0" w:uiPriority="0" w:unhideWhenUsed="0" w:qFormat="1"/>
-    <w:lsdException w:name="heading 1" w:semiHidden="0" w:uiPriority="9" w:unhideWhenUsed="0" w:qFormat="1"/>
-    <w:lsdException w:name="heading 2" w:uiPriority="9" w:qFormat="1"/>
-    <w:lsdException w:name="heading 3" w:uiPriority="9" w:qFormat="1"/>
-    <w:lsdException w:name="heading 4" w:uiPriority="9" w:qFormat="1"/>
-    <w:lsdException w:name="heading 5" w:uiPriority="9" w:qFormat="1"/>
-    <w:lsdException w:name="heading 6" w:uiPriority="9" w:qFormat="1"/>
-    <w:lsdException w:name="heading 7" w:uiPriority="9" w:qFormat="1"/>
-    <w:lsdException w:name="heading 8" w:uiPriority="9" w:qFormat="1"/>
-    <w:lsdException w:name="heading 9" w:uiPriority="9" w:qFormat="1"/>
-    <w:lsdException w:name="toc 1" w:uiPriority="39"/>
-    <w:lsdException w:name="toc 2" w:uiPriority="39"/>
-    <w:lsdException w:name="toc 3" w:uiPriority="39"/>
-    <w:lsdException w:name="toc 4" w:uiPriority="39"/>
-    <w:lsdException w:name="toc 5" w:uiPriority="39"/>
-    <w:lsdException w:name="toc 6" w:uiPriority="39"/>
-    <w:lsdException w:name="toc 7" w:uiPriority="39"/>
-    <w:lsdException w:name="toc 8" w:uiPriority="39"/>
-    <w:lsdException w:name="toc 9" w:uiPriority="39"/>
-    <w:lsdException w:name="caption" w:uiPriority="35" w:qFormat="1"/>
-    <w:lsdException w:name="Title" w:semiHidden="0" w:uiPriority="10" w:unhideWhenUsed="0" w:qFormat="1"/>
-    <w:lsdException w:name="Default Paragraph Font" w:uiPriority="1"/>
-    <w:lsdException w:name="Subtitle" w:semiHidden="0" w:uiPriority="11" w:unhideWhenUsed="0" w:qFormat="1"/>
-    <w:lsdException w:name="Strong" w:semiHidden="0" w:uiPriority="22" w:unhideWhenUsed="0" w:qFormat="1"/>
-    <w:lsdException w:name="Emphasis" w:semiHidden="0" w:uiPriority="20" w:unhideWhenUsed="0" w:qFormat="1"/>
-    <w:lsdException w:name="Table Grid" w:semiHidden="0" w:uiPriority="0" w:unhideWhenUsed="0"/>
-    <w:lsdException w:name="Placeholder Text" w:unhideWhenUsed="0"/>
-    <w:lsdException w:name="No Spacing" w:semiHidden="0" w:uiPriority="1" w:unhideWhenUsed="0" w:qFormat="1"/>
-    <w:lsdException w:name="Light Shading" w:semiHidden="0" w:uiPriority="60" w:unhideWhenUsed="0"/>
-    <w:lsdException w:name="Light List" w:semiHidden="0" w:uiPriority="61" w:unhideWhenUsed="0"/>
-    <w:lsdException w:name="Light Grid" w:semiHidden="0" w:uiPriority="62" w:unhideWhenUsed="0"/>
-    <w:lsdException w:name="Medium Shading 1" w:semiHidden="0" w:uiPriority="63" w:unhideWhenUsed="0"/>
-    <w:lsdException w:name="Medium Shading 2" w:semiHidden="0" w:uiPriority="64" w:unhideWhenUsed="0"/>
-    <w:lsdException w:name="Medium List 1" w:semiHidden="0" w:uiPriority="65" w:unhideWhenUsed="0"/>
-    <w:lsdException w:name="Medium List 2" w:semiHidden="0" w:uiPriority="66" w:unhideWhenUsed="0"/>
-    <w:lsdException w:name="Medium Grid 1" w:semiHidden="0" w:uiPriority="67" w:unhideWhenUsed="0"/>
-    <w:lsdException w:name="Medium Grid 2" w:semiHidden="0" w:uiPriority="68" w:unhideWhenUsed="0"/>
-    <w:lsdException w:name="Medium Grid 3" w:semiHidden="0" w:uiPriority="69" w:unhideWhenUsed="0"/>
-    <w:lsdException w:name="Dark List" w:semiHidden="0" w:uiPriority="70" w:unhideWhenUsed="0"/>
-    <w:lsdException w:name="Colorful Shading" w:semiHidden="0" w:uiPriority="71" w:unhideWhenUsed="0"/>
-    <w:lsdException w:name="Colorful List" w:semiHidden="0" w:uiPriority="72" w:unhideWhenUsed="0"/>
-    <w:lsdException w:name="Colorful Grid" w:semiHidden="0" w:uiPriority="73" w:unhideWhenUsed="0"/>
-    <w:lsdException w:name="Light Shading Accent 1" w:semiHidden="0" w:uiPriority="60" w:unhideWhenUsed="0"/>
-    <w:lsdException w:name="Light List Accent 1" w:semiHidden="0" w:uiPriority="61" w:unhideWhenUsed="0"/>
-    <w:lsdException w:name="Light Grid Accent 1" w:semiHidden="0" w:uiPriority="62" w:unhideWhenUsed="0"/>
-    <w:lsdException w:name="Medium Shading 1 Accent 1" w:semiHidden="0" w:uiPriority="63" w:unhideWhenUsed="0"/>
-    <w:lsdException w:name="Medium Shading 2 Accent 1" w:semiHidden="0" w:uiPriority="64" w:unhideWhenUsed="0"/>
-    <w:lsdException w:name="Medium List 1 Accent 1" w:semiHidden="0" w:uiPriority="65" w:unhideWhenUsed="0"/>
-    <w:lsdException w:name="Revision" w:unhideWhenUsed="0"/>
-    <w:lsdException w:name="List Paragraph" w:semiHidden="0" w:uiPriority="34" w:unhideWhenUsed="0" w:qFormat="1"/>
-    <w:lsdException w:name="Quote" w:semiHidden="0" w:uiPriority="29" w:unhideWhenUsed="0" w:qFormat="1"/>
-    <w:lsdException w:name="Intense Quote" w:semiHidden="0" w:uiPriority="30" w:unhideWhenUsed="0" w:qFormat="1"/>
-    <w:lsdException w:name="Medium List 2 Accent 1" w:semiHidden="0" w:uiPriority="66" w:unhideWhenUsed="0"/>
-    <w:lsdException w:name="Medium Grid 1 Accent 1" w:semiHidden="0" w:uiPriority="67" w:unhideWhenUsed="0"/>
-    <w:lsdException w:name="Medium Grid 2 Accent 1" w:semiHidden="0" w:uiPriority="68" w:unhideWhenUsed="0"/>
-    <w:lsdException w:name="Medium Grid 3 Accent 1" w:semiHidden="0" w:uiPriority="69" w:unhideWhenUsed="0"/>
-    <w:lsdException w:name="Dark List Accent 1" w:semiHidden="0" w:uiPriority="70" w:unhideWhenUsed="0"/>
-    <w:lsdException w:name="Colorful Shading Accent 1" w:semiHidden="0" w:uiPriority="71" w:unhideWhenUsed="0"/>
-    <w:lsdException w:name="Colorful List Accent 1" w:semiHidden="0" w:uiPriority="72" w:unhideWhenUsed="0"/>
-    <w:lsdException w:name="Colorful Grid Accent 1" w:semiHidden="0" w:uiPriority="73" w:unhideWhenUsed="0"/>
-    <w:lsdException w:name="Light Shading Accent 2" w:semiHidden="0" w:uiPriority="60" w:unhideWhenUsed="0"/>
-    <w:lsdException w:name="Light List Accent 2" w:semiHidden="0" w:uiPriority="61" w:unhideWhenUsed="0"/>
-    <w:lsdException w:name="Light Grid Accent 2" w:semiHidden="0" w:uiPriority="62" w:unhideWhenUsed="0"/>
-    <w:lsdException w:name="Medium Shading 1 Accent 2" w:semiHidden="0" w:uiPriority="63" w:unhideWhenUsed="0"/>
-    <w:lsdException w:name="Medium Shading 2 Accent 2" w:semiHidden="0" w:uiPriority="64" w:unhideWhenUsed="0"/>
-    <w:lsdException w:name="Medium List 1 Accent 2" w:semiHidden="0" w:uiPriority="65" w:unhideWhenUsed="0"/>
-    <w:lsdException w:name="Medium List 2 Accent 2" w:semiHidden="0" w:uiPriority="66" w:unhideWhenUsed="0"/>
-    <w:lsdException w:name="Medium Grid 1 Accent 2" w:semiHidden="0" w:uiPriority="67" w:unhideWhenUsed="0"/>
-    <w:lsdException w:name="Medium Grid 2 Accent 2" w:semiHidden="0" w:uiPriority="68" w:unhideWhenUsed="0"/>
-    <w:lsdException w:name="Medium Grid 3 Accent 2" w:semiHidden="0" w:uiPriority="69" w:unhideWhenUsed="0"/>
-    <w:lsdException w:name="Dark List Accent 2" w:semiHidden="0" w:uiPriority="70" w:unhideWhenUsed="0"/>
-    <w:lsdException w:name="Colorful Shading Accent 2" w:semiHidden="0" w:uiPriority="71" w:unhideWhenUsed="0"/>
-    <w:lsdException w:name="Colorful List Accent 2" w:semiHidden="0" w:uiPriority="72" w:unhideWhenUsed="0"/>
-    <w:lsdException w:name="Colorful Grid Accent 2" w:semiHidden="0" w:uiPriority="73" w:unhideWhenUsed="0"/>
-    <w:lsdException w:name="Light Shading Accent 3" w:semiHidden="0" w:uiPriority="60" w:unhideWhenUsed="0"/>
-    <w:lsdException w:name="Light List Accent 3" w:semiHidden="0" w:uiPriority="61" w:unhideWhenUsed="0"/>
-    <w:lsdException w:name="Light Grid Accent 3" w:semiHidden="0" w:uiPriority="62" w:unhideWhenUsed="0"/>
-    <w:lsdException w:name="Medium Shading 1 Accent 3" w:semiHidden="0" w:uiPriority="63" w:unhideWhenUsed="0"/>
-    <w:lsdException w:name="Medium Shading 2 Accent 3" w:semiHidden="0" w:uiPriority="64" w:unhideWhenUsed="0"/>
-    <w:lsdException w:name="Medium List 1 Accent 3" w:semiHidden="0" w:uiPriority="65" w:unhideWhenUsed="0"/>
-    <w:lsdException w:name="Medium List 2 Accent 3" w:semiHidden="0" w:uiPriority="66" w:unhideWhenUsed="0"/>
-    <w:lsdException w:name="Medium Grid 1 Accent 3" w:semiHidden="0" w:uiPriority="67" w:unhideWhenUsed="0"/>
-    <w:lsdException w:name="Medium Grid 2 Accent 3" w:semiHidden="0" w:uiPriority="68" w:unhideWhenUsed="0"/>
-    <w:lsdException w:name="Medium Grid 3 Accent 3" w:semiHidden="0" w:uiPriority="69" w:unhideWhenUsed="0"/>
-    <w:lsdException w:name="Dark List Accent 3" w:semiHidden="0" w:uiPriority="70" w:unhideWhenUsed="0"/>
-    <w:lsdException w:name="Colorful Shading Accent 3" w:semiHidden="0" w:uiPriority="71" w:unhideWhenUsed="0"/>
-    <w:lsdException w:name="Colorful List Accent 3" w:semiHidden="0" w:uiPriority="72" w:unhideWhenUsed="0"/>
-    <w:lsdException w:name="Colorful Grid Accent 3" w:semiHidden="0" w:uiPriority="73" w:unhideWhenUsed="0"/>
-    <w:lsdException w:name="Light Shading Accent 4" w:semiHidden="0" w:uiPriority="60" w:unhideWhenUsed="0"/>
-    <w:lsdException w:name="Light List Accent 4" w:semiHidden="0" w:uiPriority="61" w:unhideWhenUsed="0"/>
-    <w:lsdException w:name="Light Grid Accent 4" w:semiHidden="0" w:uiPriority="62" w:unhideWhenUsed="0"/>
-    <w:lsdException w:name="Medium Shading 1 Accent 4" w:semiHidden="0" w:uiPriority="63" w:unhideWhenUsed="0"/>
-    <w:lsdException w:name="Medium Shading 2 Accent 4" w:semiHidden="0" w:uiPriority="64" w:unhideWhenUsed="0"/>
-    <w:lsdException w:name="Medium List 1 Accent 4" w:semiHidden="0" w:uiPriority="65" w:unhideWhenUsed="0"/>
-    <w:lsdException w:name="Medium List 2 Accent 4" w:semiHidden="0" w:uiPriority="66" w:unhideWhenUsed="0"/>
-    <w:lsdException w:name="Medium Grid 1 Accent 4" w:semiHidden="0" w:uiPriority="67" w:unhideWhenUsed="0"/>
-    <w:lsdException w:name="Medium Grid 2 Accent 4" w:semiHidden="0" w:uiPriority="68" w:unhideWhenUsed="0"/>
-    <w:lsdException w:name="Medium Grid 3 Accent 4" w:semiHidden="0" w:uiPriority="69" w:unhideWhenUsed="0"/>
-    <w:lsdException w:name="Dark List Accent 4" w:semiHidden="0" w:uiPriority="70" w:unhideWhenUsed="0"/>
-    <w:lsdException w:name="Colorful Shading Accent 4" w:semiHidden="0" w:uiPriority="71" w:unhideWhenUsed="0"/>
-    <w:lsdException w:name="Colorful List Accent 4" w:semiHidden="0" w:uiPriority="72" w:unhideWhenUsed="0"/>
-    <w:lsdException w:name="Colorful Grid Accent 4" w:semiHidden="0" w:uiPriority="73" w:unhideWhenUsed="0"/>
-    <w:lsdException w:name="Light Shading Accent 5" w:semiHidden="0" w:uiPriority="60" w:unhideWhenUsed="0"/>
-    <w:lsdException w:name="Light List Accent 5" w:semiHidden="0" w:uiPriority="61" w:unhideWhenUsed="0"/>
-    <w:lsdException w:name="Light Grid Accent 5" w:semiHidden="0" w:uiPriority="62" w:unhideWhenUsed="0"/>
-    <w:lsdException w:name="Medium Shading 1 Accent 5" w:semiHidden="0" w:uiPriority="63" w:unhideWhenUsed="0"/>
-    <w:lsdException w:name="Medium Shading 2 Accent 5" w:semiHidden="0" w:uiPriority="64" w:unhideWhenUsed="0"/>
-    <w:lsdException w:name="Medium List 1 Accent 5" w:semiHidden="0" w:uiPriority="65" w:unhideWhenUsed="0"/>
-    <w:lsdException w:name="Medium List 2 Accent 5" w:semiHidden="0" w:uiPriority="66" w:unhideWhenUsed="0"/>
-    <w:lsdException w:name="Medium Grid 1 Accent 5" w:semiHidden="0" w:uiPriority="67" w:unhideWhenUsed="0"/>
-    <w:lsdException w:name="Medium Grid 2 Accent 5" w:semiHidden="0" w:uiPriority="68" w:unhideWhenUsed="0"/>
-    <w:lsdException w:name="Medium Grid 3 Accent 5" w:semiHidden="0" w:uiPriority="69" w:unhideWhenUsed="0"/>
-    <w:lsdException w:name="Dark List Accent 5" w:semiHidden="0" w:uiPriority="70" w:unhideWhenUsed="0"/>
-    <w:lsdException w:name="Colorful Shading Accent 5" w:semiHidden="0" w:uiPriority="71" w:unhideWhenUsed="0"/>
-    <w:lsdException w:name="Colorful List Accent 5" w:semiHidden="0" w:uiPriority="72" w:unhideWhenUsed="0"/>
-    <w:lsdException w:name="Colorful Grid Accent 5" w:semiHidden="0" w:uiPriority="73" w:unhideWhenUsed="0"/>
-    <w:lsdException w:name="Light Shading Accent 6" w:semiHidden="0" w:uiPriority="60" w:unhideWhenUsed="0"/>
-    <w:lsdException w:name="Light List Accent 6" w:semiHidden="0" w:uiPriority="61" w:unhideWhenUsed="0"/>
-    <w:lsdException w:name="Light Grid Accent 6" w:semiHidden="0" w:uiPriority="62" w:unhideWhenUsed="0"/>
-    <w:lsdException w:name="Medium Shading 1 Accent 6" w:semiHidden="0" w:uiPriority="63" w:unhideWhenUsed="0"/>
-    <w:lsdException w:name="Medium Shading 2 Accent 6" w:semiHidden="0" w:uiPriority="64" w:unhideWhenUsed="0"/>
-    <w:lsdException w:name="Medium List 1 Accent 6" w:semiHidden="0" w:uiPriority="65" w:unhideWhenUsed="0"/>
-    <w:lsdException w:name="Medium List 2 Accent 6" w:semiHidden="0" w:uiPriority="66" w:unhideWhenUsed="0"/>
-    <w:lsdException w:name="Medium Grid 1 Accent 6" w:semiHidden="0" w:uiPriority="67" w:unhideWhenUsed="0"/>
-    <w:lsdException w:name="Medium Grid 2 Accent 6" w:semiHidden="0" w:uiPriority="68" w:unhideWhenUsed="0"/>
-    <w:lsdException w:name="Medium Grid 3 Accent 6" w:semiHidden="0" w:uiPriority="69" w:unhideWhenUsed="0"/>
-    <w:lsdException w:name="Dark List Accent 6" w:semiHidden="0" w:uiPriority="70" w:unhideWhenUsed="0"/>
-    <w:lsdException w:name="Colorful Shading Accent 6" w:semiHidden="0" w:uiPriority="71" w:unhideWhenUsed="0"/>
-    <w:lsdException w:name="Colorful List Accent 6" w:semiHidden="0" w:uiPriority="72" w:unhideWhenUsed="0"/>
-    <w:lsdException w:name="Colorful Grid Accent 6" w:semiHidden="0" w:uiPriority="73" w:unhideWhenUsed="0"/>
-    <w:lsdException w:name="Subtle Emphasis" w:semiHidden="0" w:uiPriority="19" w:unhideWhenUsed="0" w:qFormat="1"/>
-    <w:lsdException w:name="Intense Emphasis" w:semiHidden="0" w:uiPriority="21" w:unhideWhenUsed="0" w:qFormat="1"/>
-    <w:lsdException w:name="Subtle Reference" w:semiHidden="0" w:uiPriority="31" w:unhideWhenUsed="0" w:qFormat="1"/>
-    <w:lsdException w:name="Intense Reference" w:semiHidden="0" w:uiPriority="32" w:unhideWhenUsed="0" w:qFormat="1"/>
-    <w:lsdException w:name="Book Title" w:semiHidden="0" w:uiPriority="33" w:unhideWhenUsed="0" w:qFormat="1"/>
-    <w:lsdException w:name="Bibliography" w:uiPriority="37"/>
-    <w:lsdException w:name="TOC Heading" w:uiPriority="39" w:qFormat="1"/>
+  <w:latentStyles w:defLockedState="0" w:defUIPriority="99" w:defSemiHidden="0" w:defUnhideWhenUsed="0" w:defQFormat="0" w:count="376">
+    <w:lsdException w:name="Normal" w:uiPriority="0" w:qFormat="1"/>
+    <w:lsdException w:name="heading 1" w:uiPriority="9" w:qFormat="1"/>
+    <w:lsdException w:name="heading 2" w:semiHidden="1" w:uiPriority="9" w:unhideWhenUsed="1" w:qFormat="1"/>
+    <w:lsdException w:name="heading 3" w:semiHidden="1" w:uiPriority="9" w:unhideWhenUsed="1" w:qFormat="1"/>
+    <w:lsdException w:name="heading 4" w:semiHidden="1" w:uiPriority="9" w:unhideWhenUsed="1" w:qFormat="1"/>
+    <w:lsdException w:name="heading 5" w:semiHidden="1" w:uiPriority="9" w:unhideWhenUsed="1" w:qFormat="1"/>
+    <w:lsdException w:name="heading 6" w:semiHidden="1" w:uiPriority="9" w:unhideWhenUsed="1" w:qFormat="1"/>
+    <w:lsdException w:name="heading 7" w:semiHidden="1" w:uiPriority="9" w:unhideWhenUsed="1" w:qFormat="1"/>
+    <w:lsdException w:name="heading 8" w:semiHidden="1" w:uiPriority="9" w:unhideWhenUsed="1" w:qFormat="1"/>
+    <w:lsdException w:name="heading 9" w:semiHidden="1" w:uiPriority="9" w:unhideWhenUsed="1" w:qFormat="1"/>
+    <w:lsdException w:name="index 1" w:semiHidden="1" w:unhideWhenUsed="1"/>
+    <w:lsdException w:name="index 2" w:semiHidden="1" w:unhideWhenUsed="1"/>
+    <w:lsdException w:name="index 3" w:semiHidden="1" w:unhideWhenUsed="1"/>
+    <w:lsdException w:name="index 4" w:semiHidden="1" w:unhideWhenUsed="1"/>
+    <w:lsdException w:name="index 5" w:semiHidden="1" w:unhideWhenUsed="1"/>
+    <w:lsdException w:name="index 6" w:semiHidden="1" w:unhideWhenUsed="1"/>
+    <w:lsdException w:name="index 7" w:semiHidden="1" w:unhideWhenUsed="1"/>
+    <w:lsdException w:name="index 8" w:semiHidden="1" w:unhideWhenUsed="1"/>
+    <w:lsdException w:name="index 9" w:semiHidden="1" w:unhideWhenUsed="1"/>
+    <w:lsdException w:name="toc 1" w:semiHidden="1" w:uiPriority="39" w:unhideWhenUsed="1"/>
+    <w:lsdException w:name="toc 2" w:semiHidden="1" w:uiPriority="39" w:unhideWhenUsed="1"/>
+    <w:lsdException w:name="toc 3" w:semiHidden="1" w:uiPriority="39" w:unhideWhenUsed="1"/>
+    <w:lsdException w:name="toc 4" w:semiHidden="1" w:uiPriority="39" w:unhideWhenUsed="1"/>
+    <w:lsdException w:name="toc 5" w:semiHidden="1" w:uiPriority="39" w:unhideWhenUsed="1"/>
+    <w:lsdException w:name="toc 6" w:semiHidden="1" w:uiPriority="39" w:unhideWhenUsed="1"/>
+    <w:lsdException w:name="toc 7" w:semiHidden="1" w:uiPriority="39" w:unhideWhenUsed="1"/>
+    <w:lsdException w:name="toc 8" w:semiHidden="1" w:uiPriority="39" w:unhideWhenUsed="1"/>
+    <w:lsdException w:name="toc 9" w:semiHidden="1" w:uiPriority="39" w:unhideWhenUsed="1"/>
+    <w:lsdException w:name="Normal Indent" w:semiHidden="1" w:unhideWhenUsed="1"/>
+    <w:lsdException w:name="footnote text" w:semiHidden="1" w:unhideWhenUsed="1"/>
+    <w:lsdException w:name="annotation text" w:semiHidden="1" w:unhideWhenUsed="1"/>
+    <w:lsdException w:name="header" w:semiHidden="1" w:unhideWhenUsed="1"/>
+    <w:lsdException w:name="footer" w:semiHidden="1" w:unhideWhenUsed="1"/>
+    <w:lsdException w:name="index heading" w:semiHidden="1" w:unhideWhenUsed="1"/>
+    <w:lsdException w:name="caption" w:semiHidden="1" w:uiPriority="35" w:unhideWhenUsed="1" w:qFormat="1"/>
+    <w:lsdException w:name="table of figures" w:semiHidden="1" w:unhideWhenUsed="1"/>
+    <w:lsdException w:name="envelope address" w:semiHidden="1" w:unhideWhenUsed="1"/>
+    <w:lsdException w:name="envelope return" w:semiHidden="1" w:unhideWhenUsed="1"/>
+    <w:lsdException w:name="footnote reference" w:semiHidden="1" w:unhideWhenUsed="1"/>
+    <w:lsdException w:name="annotation reference" w:semiHidden="1" w:unhideWhenUsed="1"/>
+    <w:lsdException w:name="line number" w:semiHidden="1" w:unhideWhenUsed="1"/>
+    <w:lsdException w:name="page number" w:semiHidden="1" w:unhideWhenUsed="1"/>
+    <w:lsdException w:name="endnote reference" w:semiHidden="1" w:unhideWhenUsed="1"/>
+    <w:lsdException w:name="endnote text" w:semiHidden="1" w:unhideWhenUsed="1"/>
+    <w:lsdException w:name="table of authorities" w:semiHidden="1" w:unhideWhenUsed="1"/>
+    <w:lsdException w:name="macro" w:semiHidden="1" w:unhideWhenUsed="1"/>
+    <w:lsdException w:name="toa heading" w:semiHidden="1" w:unhideWhenUsed="1"/>
+    <w:lsdException w:name="List" w:semiHidden="1" w:unhideWhenUsed="1"/>
+    <w:lsdException w:name="List Bullet" w:semiHidden="1" w:unhideWhenUsed="1"/>
+    <w:lsdException w:name="List Number" w:semiHidden="1" w:unhideWhenUsed="1"/>
+    <w:lsdException w:name="List 2" w:semiHidden="1" w:unhideWhenUsed="1"/>
+    <w:lsdException w:name="List 3" w:semiHidden="1" w:unhideWhenUsed="1"/>
+    <w:lsdException w:name="List 4" w:semiHidden="1" w:unhideWhenUsed="1"/>
+    <w:lsdException w:name="List 5" w:semiHidden="1" w:unhideWhenUsed="1"/>
+    <w:lsdException w:name="List Bullet 2" w:semiHidden="1" w:unhideWhenUsed="1"/>
+    <w:lsdException w:name="List Bullet 3" w:semiHidden="1" w:unhideWhenUsed="1"/>
+    <w:lsdException w:name="List Bullet 4" w:semiHidden="1" w:unhideWhenUsed="1"/>
+    <w:lsdException w:name="List Bullet 5" w:semiHidden="1" w:unhideWhenUsed="1"/>
+    <w:lsdException w:name="List Number 2" w:semiHidden="1" w:unhideWhenUsed="1"/>
+    <w:lsdException w:name="List Number 3" w:semiHidden="1" w:unhideWhenUsed="1"/>
+    <w:lsdException w:name="List Number 4" w:semiHidden="1" w:unhideWhenUsed="1"/>
+    <w:lsdException w:name="List Number 5" w:semiHidden="1" w:unhideWhenUsed="1"/>
+    <w:lsdException w:name="Title" w:uiPriority="10" w:qFormat="1"/>
+    <w:lsdException w:name="Closing" w:semiHidden="1" w:unhideWhenUsed="1"/>
+    <w:lsdException w:name="Signature" w:semiHidden="1" w:unhideWhenUsed="1"/>
+    <w:lsdException w:name="Default Paragraph Font" w:semiHidden="1" w:uiPriority="1" w:unhideWhenUsed="1"/>
+    <w:lsdException w:name="Body Text" w:semiHidden="1" w:unhideWhenUsed="1"/>
+    <w:lsdException w:name="Body Text Indent" w:semiHidden="1" w:unhideWhenUsed="1"/>
+    <w:lsdException w:name="List Continue" w:semiHidden="1" w:unhideWhenUsed="1"/>
+    <w:lsdException w:name="List Continue 2" w:semiHidden="1" w:unhideWhenUsed="1"/>
+    <w:lsdException w:name="List Continue 3" w:semiHidden="1" w:unhideWhenUsed="1"/>
+    <w:lsdException w:name="List Continue 4" w:semiHidden="1" w:unhideWhenUsed="1"/>
+    <w:lsdException w:name="List Continue 5" w:semiHidden="1" w:unhideWhenUsed="1"/>
+    <w:lsdException w:name="Message Header" w:semiHidden="1" w:unhideWhenUsed="1"/>
+    <w:lsdException w:name="Subtitle" w:uiPriority="11" w:qFormat="1"/>
+    <w:lsdException w:name="Salutation" w:semiHidden="1" w:unhideWhenUsed="1"/>
+    <w:lsdException w:name="Date" w:semiHidden="1" w:unhideWhenUsed="1"/>
+    <w:lsdException w:name="Body Text First Indent" w:semiHidden="1" w:unhideWhenUsed="1"/>
+    <w:lsdException w:name="Body Text First Indent 2" w:semiHidden="1" w:unhideWhenUsed="1"/>
+    <w:lsdException w:name="Note Heading" w:semiHidden="1" w:unhideWhenUsed="1"/>
+    <w:lsdException w:name="Body Text 2" w:semiHidden="1" w:unhideWhenUsed="1"/>
+    <w:lsdException w:name="Body Text 3" w:semiHidden="1" w:unhideWhenUsed="1"/>
+    <w:lsdException w:name="Body Text Indent 2" w:semiHidden="1" w:unhideWhenUsed="1"/>
+    <w:lsdException w:name="Body Text Indent 3" w:semiHidden="1" w:unhideWhenUsed="1"/>
+    <w:lsdException w:name="Block Text" w:semiHidden="1" w:unhideWhenUsed="1"/>
+    <w:lsdException w:name="Hyperlink" w:semiHidden="1" w:unhideWhenUsed="1"/>
+    <w:lsdException w:name="FollowedHyperlink" w:semiHidden="1" w:unhideWhenUsed="1"/>
+    <w:lsdException w:name="Strong" w:uiPriority="22" w:qFormat="1"/>
+    <w:lsdException w:name="Emphasis" w:uiPriority="20" w:qFormat="1"/>
+    <w:lsdException w:name="Document Map" w:semiHidden="1" w:unhideWhenUsed="1"/>
+    <w:lsdException w:name="Plain Text" w:semiHidden="1" w:unhideWhenUsed="1"/>
+    <w:lsdException w:name="E-mail Signature" w:semiHidden="1" w:unhideWhenUsed="1"/>
+    <w:lsdException w:name="HTML Top of Form" w:semiHidden="1" w:unhideWhenUsed="1"/>
+    <w:lsdException w:name="HTML Bottom of Form" w:semiHidden="1" w:unhideWhenUsed="1"/>
+    <w:lsdException w:name="Normal (Web)" w:semiHidden="1" w:unhideWhenUsed="1"/>
+    <w:lsdException w:name="HTML Acronym" w:semiHidden="1" w:unhideWhenUsed="1"/>
+    <w:lsdException w:name="HTML Address" w:semiHidden="1" w:unhideWhenUsed="1"/>
+    <w:lsdException w:name="HTML Cite" w:semiHidden="1" w:unhideWhenUsed="1"/>
+    <w:lsdException w:name="HTML Code" w:semiHidden="1" w:unhideWhenUsed="1"/>
+    <w:lsdException w:name="HTML Definition" w:semiHidden="1" w:unhideWhenUsed="1"/>
+    <w:lsdException w:name="HTML Keyboard" w:semiHidden="1" w:unhideWhenUsed="1"/>
+    <w:lsdException w:name="HTML Preformatted" w:semiHidden="1" w:unhideWhenUsed="1"/>
+    <w:lsdException w:name="HTML Sample" w:semiHidden="1" w:unhideWhenUsed="1"/>
+    <w:lsdException w:name="HTML Typewriter" w:semiHidden="1" w:unhideWhenUsed="1"/>
+    <w:lsdException w:name="HTML Variable" w:semiHidden="1" w:unhideWhenUsed="1"/>
+    <w:lsdException w:name="Normal Table" w:semiHidden="1" w:unhideWhenUsed="1"/>
+    <w:lsdException w:name="annotation subject" w:semiHidden="1" w:unhideWhenUsed="1"/>
+    <w:lsdException w:name="No List" w:semiHidden="1" w:unhideWhenUsed="1"/>
+    <w:lsdException w:name="Outline List 1" w:semiHidden="1" w:unhideWhenUsed="1"/>
+    <w:lsdException w:name="Outline List 2" w:semiHidden="1" w:unhideWhenUsed="1"/>
+    <w:lsdException w:name="Outline List 3" w:semiHidden="1" w:unhideWhenUsed="1"/>
+    <w:lsdException w:name="Table Simple 1" w:semiHidden="1" w:unhideWhenUsed="1"/>
+    <w:lsdException w:name="Table Simple 2" w:semiHidden="1" w:unhideWhenUsed="1"/>
+    <w:lsdException w:name="Table Simple 3" w:semiHidden="1" w:unhideWhenUsed="1"/>
+    <w:lsdException w:name="Table Classic 1" w:semiHidden="1" w:unhideWhenUsed="1"/>
+    <w:lsdException w:name="Table Classic 2" w:semiHidden="1" w:unhideWhenUsed="1"/>
+    <w:lsdException w:name="Table Classic 3" w:semiHidden="1" w:unhideWhenUsed="1"/>
+    <w:lsdException w:name="Table Classic 4" w:semiHidden="1" w:unhideWhenUsed="1"/>
+    <w:lsdException w:name="Table Colorful 1" w:semiHidden="1" w:unhideWhenUsed="1"/>
+    <w:lsdException w:name="Table Colorful 2" w:semiHidden="1" w:unhideWhenUsed="1"/>
+    <w:lsdException w:name="Table Colorful 3" w:semiHidden="1" w:unhideWhenUsed="1"/>
+    <w:lsdException w:name="Table Columns 1" w:semiHidden="1" w:unhideWhenUsed="1"/>
+    <w:lsdException w:name="Table Columns 2" w:semiHidden="1" w:unhideWhenUsed="1"/>
+    <w:lsdException w:name="Table Columns 3" w:semiHidden="1" w:unhideWhenUsed="1"/>
+    <w:lsdException w:name="Table Columns 4" w:semiHidden="1" w:unhideWhenUsed="1"/>
+    <w:lsdException w:name="Table Columns 5" w:semiHidden="1" w:unhideWhenUsed="1"/>
+    <w:lsdException w:name="Table Grid 1" w:semiHidden="1" w:unhideWhenUsed="1"/>
+    <w:lsdException w:name="Table Grid 2" w:semiHidden="1" w:unhideWhenUsed="1"/>
+    <w:lsdException w:name="Table Grid 3" w:semiHidden="1" w:unhideWhenUsed="1"/>
+    <w:lsdException w:name="Table Grid 4" w:semiHidden="1" w:unhideWhenUsed="1"/>
+    <w:lsdException w:name="Table Grid 5" w:semiHidden="1" w:unhideWhenUsed="1"/>
+    <w:lsdException w:name="Table Grid 6" w:semiHidden="1" w:unhideWhenUsed="1"/>
+    <w:lsdException w:name="Table Grid 7" w:semiHidden="1" w:unhideWhenUsed="1"/>
+    <w:lsdException w:name="Table Grid 8" w:semiHidden="1" w:unhideWhenUsed="1"/>
+    <w:lsdException w:name="Table List 1" w:semiHidden="1" w:unhideWhenUsed="1"/>
+    <w:lsdException w:name="Table List 2" w:semiHidden="1" w:unhideWhenUsed="1"/>
+    <w:lsdException w:name="Table List 3" w:semiHidden="1" w:unhideWhenUsed="1"/>
+    <w:lsdException w:name="Table List 4" w:semiHidden="1" w:unhideWhenUsed="1"/>
+    <w:lsdException w:name="Table List 5" w:semiHidden="1" w:unhideWhenUsed="1"/>
+    <w:lsdException w:name="Table List 6" w:semiHidden="1" w:unhideWhenUsed="1"/>
+    <w:lsdException w:name="Table List 7" w:semiHidden="1" w:unhideWhenUsed="1"/>
+    <w:lsdException w:name="Table List 8" w:semiHidden="1" w:unhideWhenUsed="1"/>
+    <w:lsdException w:name="Table 3D effects 1" w:semiHidden="1" w:unhideWhenUsed="1"/>
+    <w:lsdException w:name="Table 3D effects 2" w:semiHidden="1" w:unhideWhenUsed="1"/>
+    <w:lsdException w:name="Table 3D effects 3" w:semiHidden="1" w:unhideWhenUsed="1"/>
+    <w:lsdException w:name="Table Contemporary" w:semiHidden="1" w:unhideWhenUsed="1"/>
+    <w:lsdException w:name="Table Elegant" w:semiHidden="1" w:unhideWhenUsed="1"/>
+    <w:lsdException w:name="Table Professional" w:semiHidden="1" w:unhideWhenUsed="1"/>
+    <w:lsdException w:name="Table Subtle 1" w:semiHidden="1" w:unhideWhenUsed="1"/>
+    <w:lsdException w:name="Table Subtle 2" w:semiHidden="1" w:unhideWhenUsed="1"/>
+    <w:lsdException w:name="Table Web 1" w:semiHidden="1" w:unhideWhenUsed="1"/>
+    <w:lsdException w:name="Table Web 2" w:semiHidden="1" w:unhideWhenUsed="1"/>
+    <w:lsdException w:name="Table Web 3" w:semiHidden="1" w:unhideWhenUsed="1"/>
+    <w:lsdException w:name="Balloon Text" w:semiHidden="1" w:unhideWhenUsed="1"/>
+    <w:lsdException w:name="Table Grid" w:uiPriority="0"/>
+    <w:lsdException w:name="Table Theme" w:semiHidden="1" w:unhideWhenUsed="1"/>
+    <w:lsdException w:name="Placeholder Text" w:semiHidden="1"/>
+    <w:lsdException w:name="No Spacing" w:uiPriority="1" w:qFormat="1"/>
+    <w:lsdException w:name="Light Shading" w:uiPriority="60"/>
+    <w:lsdException w:name="Light List" w:uiPriority="61"/>
+    <w:lsdException w:name="Light Grid" w:uiPriority="62"/>
+    <w:lsdException w:name="Medium Shading 1" w:uiPriority="63"/>
+    <w:lsdException w:name="Medium Shading 2" w:uiPriority="64"/>
+    <w:lsdException w:name="Medium List 1" w:uiPriority="65"/>
+    <w:lsdException w:name="Medium List 2" w:uiPriority="66"/>
+    <w:lsdException w:name="Medium Grid 1" w:uiPriority="67"/>
+    <w:lsdException w:name="Medium Grid 2" w:uiPriority="68"/>
+    <w:lsdException w:name="Medium Grid 3" w:uiPriority="69"/>
+    <w:lsdException w:name="Dark List" w:uiPriority="70"/>
+    <w:lsdException w:name="Colorful Shading" w:uiPriority="71"/>
+    <w:lsdException w:name="Colorful List" w:uiPriority="72"/>
+    <w:lsdException w:name="Colorful Grid" w:uiPriority="73"/>
+    <w:lsdException w:name="Light Shading Accent 1" w:uiPriority="60"/>
+    <w:lsdException w:name="Light List Accent 1" w:uiPriority="61"/>
+    <w:lsdException w:name="Light Grid Accent 1" w:uiPriority="62"/>
+    <w:lsdException w:name="Medium Shading 1 Accent 1" w:uiPriority="63"/>
+    <w:lsdException w:name="Medium Shading 2 Accent 1" w:uiPriority="64"/>
+    <w:lsdException w:name="Medium List 1 Accent 1" w:uiPriority="65"/>
+    <w:lsdException w:name="Revision" w:semiHidden="1"/>
+    <w:lsdException w:name="List Paragraph" w:uiPriority="34" w:qFormat="1"/>
+    <w:lsdException w:name="Quote" w:uiPriority="29" w:qFormat="1"/>
+    <w:lsdException w:name="Intense Quote" w:uiPriority="30" w:qFormat="1"/>
+    <w:lsdException w:name="Medium List 2 Accent 1" w:uiPriority="66"/>
+    <w:lsdException w:name="Medium Grid 1 Accent 1" w:uiPriority="67"/>
+    <w:lsdException w:name="Medium Grid 2 Accent 1" w:uiPriority="68"/>
+    <w:lsdException w:name="Medium Grid 3 Accent 1" w:uiPriority="69"/>
+    <w:lsdException w:name="Dark List Accent 1" w:uiPriority="70"/>
+    <w:lsdException w:name="Colorful Shading Accent 1" w:uiPriority="71"/>
+    <w:lsdException w:name="Colorful List Accent 1" w:uiPriority="72"/>
+    <w:lsdException w:name="Colorful Grid Accent 1" w:uiPriority="73"/>
+    <w:lsdException w:name="Light Shading Accent 2" w:uiPriority="60"/>
+    <w:lsdException w:name="Light List Accent 2" w:uiPriority="61"/>
+    <w:lsdException w:name="Light Grid Accent 2" w:uiPriority="62"/>
+    <w:lsdException w:name="Medium Shading 1 Accent 2" w:uiPriority="63"/>
+    <w:lsdException w:name="Medium Shading 2 Accent 2" w:uiPriority="64"/>
+    <w:lsdException w:name="Medium List 1 Accent 2" w:uiPriority="65"/>
+    <w:lsdException w:name="Medium List 2 Accent 2" w:uiPriority="66"/>
+    <w:lsdException w:name="Medium Grid 1 Accent 2" w:uiPriority="67"/>
+    <w:lsdException w:name="Medium Grid 2 Accent 2" w:uiPriority="68"/>
+    <w:lsdException w:name="Medium Grid 3 Accent 2" w:uiPriority="69"/>
+    <w:lsdException w:name="Dark List Accent 2" w:uiPriority="70"/>
+    <w:lsdException w:name="Colorful Shading Accent 2" w:uiPriority="71"/>
+    <w:lsdException w:name="Colorful List Accent 2" w:uiPriority="72"/>
+    <w:lsdException w:name="Colorful Grid Accent 2" w:uiPriority="73"/>
+    <w:lsdException w:name="Light Shading Accent 3" w:uiPriority="60"/>
+    <w:lsdException w:name="Light List Accent 3" w:uiPriority="61"/>
+    <w:lsdException w:name="Light Grid Accent 3" w:uiPriority="62"/>
+    <w:lsdException w:name="Medium Shading 1 Accent 3" w:uiPriority="63"/>
+    <w:lsdException w:name="Medium Shading 2 Accent 3" w:uiPriority="64"/>
+    <w:lsdException w:name="Medium List 1 Accent 3" w:uiPriority="65"/>
+    <w:lsdException w:name="Medium List 2 Accent 3" w:uiPriority="66"/>
+    <w:lsdException w:name="Medium Grid 1 Accent 3" w:uiPriority="67"/>
+    <w:lsdException w:name="Medium Grid 2 Accent 3" w:uiPriority="68"/>
+    <w:lsdException w:name="Medium Grid 3 Accent 3" w:uiPriority="69"/>
+    <w:lsdException w:name="Dark List Accent 3" w:uiPriority="70"/>
+    <w:lsdException w:name="Colorful Shading Accent 3" w:uiPriority="71"/>
+    <w:lsdException w:name="Colorful List Accent 3" w:uiPriority="72"/>
+    <w:lsdException w:name="Colorful Grid Accent 3" w:uiPriority="73"/>
+    <w:lsdException w:name="Light Shading Accent 4" w:uiPriority="60"/>
+    <w:lsdException w:name="Light List Accent 4" w:uiPriority="61"/>
+    <w:lsdException w:name="Light Grid Accent 4" w:uiPriority="62"/>
+    <w:lsdException w:name="Medium Shading 1 Accent 4" w:uiPriority="63"/>
+    <w:lsdException w:name="Medium Shading 2 Accent 4" w:uiPriority="64"/>
+    <w:lsdException w:name="Medium List 1 Accent 4" w:uiPriority="65"/>
+    <w:lsdException w:name="Medium List 2 Accent 4" w:uiPriority="66"/>
+    <w:lsdException w:name="Medium Grid 1 Accent 4" w:uiPriority="67"/>
+    <w:lsdException w:name="Medium Grid 2 Accent 4" w:uiPriority="68"/>
+    <w:lsdException w:name="Medium Grid 3 Accent 4" w:uiPriority="69"/>
+    <w:lsdException w:name="Dark List Accent 4" w:uiPriority="70"/>
+    <w:lsdException w:name="Colorful Shading Accent 4" w:uiPriority="71"/>
+    <w:lsdException w:name="Colorful List Accent 4" w:uiPriority="72"/>
+    <w:lsdException w:name="Colorful Grid Accent 4" w:uiPriority="73"/>
+    <w:lsdException w:name="Light Shading Accent 5" w:uiPriority="60"/>
+    <w:lsdException w:name="Light List Accent 5" w:uiPriority="61"/>
+    <w:lsdException w:name="Light Grid Accent 5" w:uiPriority="62"/>
+    <w:lsdException w:name="Medium Shading 1 Accent 5" w:uiPriority="63"/>
+    <w:lsdException w:name="Medium Shading 2 Accent 5" w:uiPriority="64"/>
+    <w:lsdException w:name="Medium List 1 Accent 5" w:uiPriority="65"/>
+    <w:lsdException w:name="Medium List 2 Accent 5" w:uiPriority="66"/>
+    <w:lsdException w:name="Medium Grid 1 Accent 5" w:uiPriority="67"/>
+    <w:lsdException w:name="Medium Grid 2 Accent 5" w:uiPriority="68"/>
+    <w:lsdException w:name="Medium Grid 3 Accent 5" w:uiPriority="69"/>
+    <w:lsdException w:name="Dark List Accent 5" w:uiPriority="70"/>
+    <w:lsdException w:name="Colorful Shading Accent 5" w:uiPriority="71"/>
+    <w:lsdException w:name="Colorful List Accent 5" w:uiPriority="72"/>
+    <w:lsdException w:name="Colorful Grid Accent 5" w:uiPriority="73"/>
+    <w:lsdException w:name="Light Shading Accent 6" w:uiPriority="60"/>
+    <w:lsdException w:name="Light List Accent 6" w:uiPriority="61"/>
+    <w:lsdException w:name="Light Grid Accent 6" w:uiPriority="62"/>
+    <w:lsdException w:name="Medium Shading 1 Accent 6" w:uiPriority="63"/>
+    <w:lsdException w:name="Medium Shading 2 Accent 6" w:uiPriority="64"/>
+    <w:lsdException w:name="Medium List 1 Accent 6" w:uiPriority="65"/>
+    <w:lsdException w:name="Medium List 2 Accent 6" w:uiPriority="66"/>
+    <w:lsdException w:name="Medium Grid 1 Accent 6" w:uiPriority="67"/>
+    <w:lsdException w:name="Medium Grid 2 Accent 6" w:uiPriority="68"/>
+    <w:lsdException w:name="Medium Grid 3 Accent 6" w:uiPriority="69"/>
+    <w:lsdException w:name="Dark List Accent 6" w:uiPriority="70"/>
+    <w:lsdException w:name="Colorful Shading Accent 6" w:uiPriority="71"/>
+    <w:lsdException w:name="Colorful List Accent 6" w:uiPriority="72"/>
+    <w:lsdException w:name="Colorful Grid Accent 6" w:uiPriority="73"/>
+    <w:lsdException w:name="Subtle Emphasis" w:uiPriority="19" w:qFormat="1"/>
+    <w:lsdException w:name="Intense Emphasis" w:uiPriority="21" w:qFormat="1"/>
+    <w:lsdException w:name="Subtle Reference" w:uiPriority="31" w:qFormat="1"/>
+    <w:lsdException w:name="Intense Reference" w:uiPriority="32" w:qFormat="1"/>
+    <w:lsdException w:name="Book Title" w:uiPriority="33" w:qFormat="1"/>
+    <w:lsdException w:name="Bibliography" w:semiHidden="1" w:uiPriority="37" w:unhideWhenUsed="1"/>
+    <w:lsdException w:name="TOC Heading" w:semiHidden="1" w:uiPriority="39" w:unhideWhenUsed="1" w:qFormat="1"/>
+    <w:lsdException w:name="Plain Table 1" w:uiPriority="41"/>
+    <w:lsdException w:name="Plain Table 2" w:uiPriority="42"/>
+    <w:lsdException w:name="Plain Table 3" w:uiPriority="43"/>
+    <w:lsdException w:name="Plain Table 4" w:uiPriority="44"/>
+    <w:lsdException w:name="Plain Table 5" w:uiPriority="45"/>
+    <w:lsdException w:name="Grid Table Light" w:uiPriority="40"/>
+    <w:lsdException w:name="Grid Table 1 Light" w:uiPriority="46"/>
+    <w:lsdException w:name="Grid Table 2" w:uiPriority="47"/>
+    <w:lsdException w:name="Grid Table 3" w:uiPriority="48"/>
+    <w:lsdException w:name="Grid Table 4" w:uiPriority="49"/>
+    <w:lsdException w:name="Grid Table 5 Dark" w:uiPriority="50"/>
+    <w:lsdException w:name="Grid Table 6 Colorful" w:uiPriority="51"/>
+    <w:lsdException w:name="Grid Table 7 Colorful" w:uiPriority="52"/>
+    <w:lsdException w:name="Grid Table 1 Light Accent 1" w:uiPriority="46"/>
+    <w:lsdException w:name="Grid Table 2 Accent 1" w:uiPriority="47"/>
+    <w:lsdException w:name="Grid Table 3 Accent 1" w:uiPriority="48"/>
+    <w:lsdException w:name="Grid Table 4 Accent 1" w:uiPriority="49"/>
+    <w:lsdException w:name="Grid Table 5 Dark Accent 1" w:uiPriority="50"/>
+    <w:lsdException w:name="Grid Table 6 Colorful Accent 1" w:uiPriority="51"/>
+    <w:lsdException w:name="Grid Table 7 Colorful Accent 1" w:uiPriority="52"/>
+    <w:lsdException w:name="Grid Table 1 Light Accent 2" w:uiPriority="46"/>
+    <w:lsdException w:name="Grid Table 2 Accent 2" w:uiPriority="47"/>
+    <w:lsdException w:name="Grid Table 3 Accent 2" w:uiPriority="48"/>
+    <w:lsdException w:name="Grid Table 4 Accent 2" w:uiPriority="49"/>
+    <w:lsdException w:name="Grid Table 5 Dark Accent 2" w:uiPriority="50"/>
+    <w:lsdException w:name="Grid Table 6 Colorful Accent 2" w:uiPriority="51"/>
+    <w:lsdException w:name="Grid Table 7 Colorful Accent 2" w:uiPriority="52"/>
+    <w:lsdException w:name="Grid Table 1 Light Accent 3" w:uiPriority="46"/>
+    <w:lsdException w:name="Grid Table 2 Accent 3" w:uiPriority="47"/>
+    <w:lsdException w:name="Grid Table 3 Accent 3" w:uiPriority="48"/>
+    <w:lsdException w:name="Grid Table 4 Accent 3" w:uiPriority="49"/>
+    <w:lsdException w:name="Grid Table 5 Dark Accent 3" w:uiPriority="50"/>
+    <w:lsdException w:name="Grid Table 6 Colorful Accent 3" w:uiPriority="51"/>
+    <w:lsdException w:name="Grid Table 7 Colorful Accent 3" w:uiPriority="52"/>
+    <w:lsdException w:name="Grid Table 1 Light Accent 4" w:uiPriority="46"/>
+    <w:lsdException w:name="Grid Table 2 Accent 4" w:uiPriority="47"/>
+    <w:lsdException w:name="Grid Table 3 Accent 4" w:uiPriority="48"/>
+    <w:lsdException w:name="Grid Table 4 Accent 4" w:uiPriority="49"/>
+    <w:lsdException w:name="Grid Table 5 Dark Accent 4" w:uiPriority="50"/>
+    <w:lsdException w:name="Grid Table 6 Colorful Accent 4" w:uiPriority="51"/>
+    <w:lsdException w:name="Grid Table 7 Colorful Accent 4" w:uiPriority="52"/>
+    <w:lsdException w:name="Grid Table 1 Light Accent 5" w:uiPriority="46"/>
+    <w:lsdException w:name="Grid Table 2 Accent 5" w:uiPriority="47"/>
+    <w:lsdException w:name="Grid Table 3 Accent 5" w:uiPriority="48"/>
+    <w:lsdException w:name="Grid Table 4 Accent 5" w:uiPriority="49"/>
+    <w:lsdException w:name="Grid Table 5 Dark Accent 5" w:uiPriority="50"/>
+    <w:lsdException w:name="Grid Table 6 Colorful Accent 5" w:uiPriority="51"/>
+    <w:lsdException w:name="Grid Table 7 Colorful Accent 5" w:uiPriority="52"/>
+    <w:lsdException w:name="Grid Table 1 Light Accent 6" w:uiPriority="46"/>
+    <w:lsdException w:name="Grid Table 2 Accent 6" w:uiPriority="47"/>
+    <w:lsdException w:name="Grid Table 3 Accent 6" w:uiPriority="48"/>
+    <w:lsdException w:name="Grid Table 4 Accent 6" w:uiPriority="49"/>
+    <w:lsdException w:name="Grid Table 5 Dark Accent 6" w:uiPriority="50"/>
+    <w:lsdException w:name="Grid Table 6 Colorful Accent 6" w:uiPriority="51"/>
+    <w:lsdException w:name="Grid Table 7 Colorful Accent 6" w:uiPriority="52"/>
+    <w:lsdException w:name="List Table 1 Light" w:uiPriority="46"/>
+    <w:lsdException w:name="List Table 2" w:uiPriority="47"/>
+    <w:lsdException w:name="List Table 3" w:uiPriority="48"/>
+    <w:lsdException w:name="List Table 4" w:uiPriority="49"/>
+    <w:lsdException w:name="List Table 5 Dark" w:uiPriority="50"/>
+    <w:lsdException w:name="List Table 6 Colorful" w:uiPriority="51"/>
+    <w:lsdException w:name="List Table 7 Colorful" w:uiPriority="52"/>
+    <w:lsdException w:name="List Table 1 Light Accent 1" w:uiPriority="46"/>
+    <w:lsdException w:name="List Table 2 Accent 1" w:uiPriority="47"/>
+    <w:lsdException w:name="List Table 3 Accent 1" w:uiPriority="48"/>
+    <w:lsdException w:name="List Table 4 Accent 1" w:uiPriority="49"/>
+    <w:lsdException w:name="List Table 5 Dark Accent 1" w:uiPriority="50"/>
+    <w:lsdException w:name="List Table 6 Colorful Accent 1" w:uiPriority="51"/>
+    <w:lsdException w:name="List Table 7 Colorful Accent 1" w:uiPriority="52"/>
+    <w:lsdException w:name="List Table 1 Light Accent 2" w:uiPriority="46"/>
+    <w:lsdException w:name="List Table 2 Accent 2" w:uiPriority="47"/>
+    <w:lsdException w:name="List Table 3 Accent 2" w:uiPriority="48"/>
+    <w:lsdException w:name="List Table 4 Accent 2" w:uiPriority="49"/>
+    <w:lsdException w:name="List Table 5 Dark Accent 2" w:uiPriority="50"/>
+    <w:lsdException w:name="List Table 6 Colorful Accent 2" w:uiPriority="51"/>
+    <w:lsdException w:name="List Table 7 Colorful Accent 2" w:uiPriority="52"/>
+    <w:lsdException w:name="List Table 1 Light Accent 3" w:uiPriority="46"/>
+    <w:lsdException w:name="List Table 2 Accent 3" w:uiPriority="47"/>
+    <w:lsdException w:name="List Table 3 Accent 3" w:uiPriority="48"/>
+    <w:lsdException w:name="List Table 4 Accent 3" w:uiPriority="49"/>
+    <w:lsdException w:name="List Table 5 Dark Accent 3" w:uiPriority="50"/>
+    <w:lsdException w:name="List Table 6 Colorful Accent 3" w:uiPriority="51"/>
+    <w:lsdException w:name="List Table 7 Colorful Accent 3" w:uiPriority="52"/>
+    <w:lsdException w:name="List Table 1 Light Accent 4" w:uiPriority="46"/>
+    <w:lsdException w:name="List Table 2 Accent 4" w:uiPriority="47"/>
+    <w:lsdException w:name="List Table 3 Accent 4" w:uiPriority="48"/>
+    <w:lsdException w:name="List Table 4 Accent 4" w:uiPriority="49"/>
+    <w:lsdException w:name="List Table 5 Dark Accent 4" w:uiPriority="50"/>
+    <w:lsdException w:name="List Table 6 Colorful Accent 4" w:uiPriority="51"/>
+    <w:lsdException w:name="List Table 7 Colorful Accent 4" w:uiPriority="52"/>
+    <w:lsdException w:name="List Table 1 Light Accent 5" w:uiPriority="46"/>
+    <w:lsdException w:name="List Table 2 Accent 5" w:uiPriority="47"/>
+    <w:lsdException w:name="List Table 3 Accent 5" w:uiPriority="48"/>
+    <w:lsdException w:name="List Table 4 Accent 5" w:uiPriority="49"/>
+    <w:lsdException w:name="List Table 5 Dark Accent 5" w:uiPriority="50"/>
+    <w:lsdException w:name="List Table 6 Colorful Accent 5" w:uiPriority="51"/>
+    <w:lsdException w:name="List Table 7 Colorful Accent 5" w:uiPriority="52"/>
+    <w:lsdException w:name="List Table 1 Light Accent 6" w:uiPriority="46"/>
+    <w:lsdException w:name="List Table 2 Accent 6" w:uiPriority="47"/>
+    <w:lsdException w:name="List Table 3 Accent 6" w:uiPriority="48"/>
+    <w:lsdException w:name="List Table 4 Accent 6" w:uiPriority="49"/>
+    <w:lsdException w:name="List Table 5 Dark Accent 6" w:uiPriority="50"/>
+    <w:lsdException w:name="List Table 6 Colorful Accent 6" w:uiPriority="51"/>
+    <w:lsdException w:name="List Table 7 Colorful Accent 6" w:uiPriority="52"/>
+    <w:lsdException w:name="Mention" w:semiHidden="1" w:unhideWhenUsed="1"/>
+    <w:lsdException w:name="Smart Hyperlink" w:semiHidden="1" w:unhideWhenUsed="1"/>
+    <w:lsdException w:name="Hashtag" w:semiHidden="1" w:unhideWhenUsed="1"/>
+    <w:lsdException w:name="Unresolved Mention" w:semiHidden="1" w:unhideWhenUsed="1"/>
+    <w:lsdException w:name="Smart Link" w:semiHidden="1" w:unhideWhenUsed="1"/>
   </w:latentStyles>
   <w:style w:type="paragraph" w:default="1" w:styleId="Normal">
     <w:name w:val="Normal"/>
@@ -3337,7 +3304,6 @@
   <w:style w:type="character" w:default="1" w:styleId="DefaultParagraphFont">
     <w:name w:val="Default Paragraph Font"/>
     <w:uiPriority w:val="1"/>
-    <w:semiHidden/>
     <w:unhideWhenUsed/>
   </w:style>
   <w:style w:type="table" w:default="1" w:styleId="TableNormal">
@@ -3543,393 +3509,8 @@
       <w:u w:val="single"/>
     </w:rPr>
   </w:style>
-  <w:style w:type="character" w:customStyle="1" w:styleId="UnresolvedMention">
-    <w:name w:val="Unresolved Mention"/>
-    <w:basedOn w:val="DefaultParagraphFont"/>
-    <w:uiPriority w:val="99"/>
-    <w:semiHidden/>
-    <w:unhideWhenUsed/>
-    <w:rsid w:val="00F74786"/>
-    <w:rPr>
-      <w:color w:val="605E5C"/>
-      <w:shd w:val="clear" w:color="auto" w:fill="E1DFDD"/>
-    </w:rPr>
-  </w:style>
-  <w:style w:type="character" w:customStyle="1" w:styleId="lrzxr">
-    <w:name w:val="lrzxr"/>
-    <w:basedOn w:val="DefaultParagraphFont"/>
-    <w:rsid w:val="00F74786"/>
-  </w:style>
-</w:styles>
-</file>
-
-<file path=word/stylesWithEffects.xml><?xml version="1.0" encoding="utf-8"?>
-<w:styles xmlns:wpc="http://schemas.microsoft.com/office/word/2010/wordprocessingCanvas" xmlns:mc="http://schemas.openxmlformats.org/markup-compatibility/2006" xmlns:o="urn:schemas-microsoft-com:office:office" xmlns:r="http://schemas.openxmlformats.org/officeDocument/2006/relationships" xmlns:m="http://schemas.openxmlformats.org/officeDocument/2006/math" xmlns:v="urn:schemas-microsoft-com:vml" xmlns:wp14="http://schemas.microsoft.com/office/word/2010/wordprocessingDrawing" xmlns:wp="http://schemas.openxmlformats.org/drawingml/2006/wordprocessingDrawing" xmlns:w10="urn:schemas-microsoft-com:office:word" xmlns:w="http://schemas.openxmlformats.org/wordprocessingml/2006/main" xmlns:w14="http://schemas.microsoft.com/office/word/2010/wordml" xmlns:wpg="http://schemas.microsoft.com/office/word/2010/wordprocessingGroup" xmlns:wpi="http://schemas.microsoft.com/office/word/2010/wordprocessingInk" xmlns:wne="http://schemas.microsoft.com/office/word/2006/wordml" xmlns:wps="http://schemas.microsoft.com/office/word/2010/wordprocessingShape" mc:Ignorable="w14 wp14">
-  <w:docDefaults>
-    <w:rPrDefault>
-      <w:rPr>
-        <w:rFonts w:asciiTheme="minorHAnsi" w:eastAsiaTheme="minorHAnsi" w:hAnsiTheme="minorHAnsi" w:cstheme="minorBidi"/>
-        <w:sz w:val="22"/>
-        <w:szCs w:val="22"/>
-        <w:lang w:val="en-US" w:eastAsia="en-US" w:bidi="ar-SA"/>
-      </w:rPr>
-    </w:rPrDefault>
-    <w:pPrDefault/>
-  </w:docDefaults>
-  <w:latentStyles w:defLockedState="0" w:defUIPriority="99" w:defSemiHidden="1" w:defUnhideWhenUsed="1" w:defQFormat="0" w:count="267">
-    <w:lsdException w:name="Normal" w:semiHidden="0" w:uiPriority="0" w:unhideWhenUsed="0" w:qFormat="1"/>
-    <w:lsdException w:name="heading 1" w:semiHidden="0" w:uiPriority="9" w:unhideWhenUsed="0" w:qFormat="1"/>
-    <w:lsdException w:name="heading 2" w:uiPriority="9" w:qFormat="1"/>
-    <w:lsdException w:name="heading 3" w:uiPriority="9" w:qFormat="1"/>
-    <w:lsdException w:name="heading 4" w:uiPriority="9" w:qFormat="1"/>
-    <w:lsdException w:name="heading 5" w:uiPriority="9" w:qFormat="1"/>
-    <w:lsdException w:name="heading 6" w:uiPriority="9" w:qFormat="1"/>
-    <w:lsdException w:name="heading 7" w:uiPriority="9" w:qFormat="1"/>
-    <w:lsdException w:name="heading 8" w:uiPriority="9" w:qFormat="1"/>
-    <w:lsdException w:name="heading 9" w:uiPriority="9" w:qFormat="1"/>
-    <w:lsdException w:name="toc 1" w:uiPriority="39"/>
-    <w:lsdException w:name="toc 2" w:uiPriority="39"/>
-    <w:lsdException w:name="toc 3" w:uiPriority="39"/>
-    <w:lsdException w:name="toc 4" w:uiPriority="39"/>
-    <w:lsdException w:name="toc 5" w:uiPriority="39"/>
-    <w:lsdException w:name="toc 6" w:uiPriority="39"/>
-    <w:lsdException w:name="toc 7" w:uiPriority="39"/>
-    <w:lsdException w:name="toc 8" w:uiPriority="39"/>
-    <w:lsdException w:name="toc 9" w:uiPriority="39"/>
-    <w:lsdException w:name="caption" w:uiPriority="35" w:qFormat="1"/>
-    <w:lsdException w:name="Title" w:semiHidden="0" w:uiPriority="10" w:unhideWhenUsed="0" w:qFormat="1"/>
-    <w:lsdException w:name="Default Paragraph Font" w:uiPriority="1"/>
-    <w:lsdException w:name="Subtitle" w:semiHidden="0" w:uiPriority="11" w:unhideWhenUsed="0" w:qFormat="1"/>
-    <w:lsdException w:name="Strong" w:semiHidden="0" w:uiPriority="22" w:unhideWhenUsed="0" w:qFormat="1"/>
-    <w:lsdException w:name="Emphasis" w:semiHidden="0" w:uiPriority="20" w:unhideWhenUsed="0" w:qFormat="1"/>
-    <w:lsdException w:name="Table Grid" w:semiHidden="0" w:uiPriority="0" w:unhideWhenUsed="0"/>
-    <w:lsdException w:name="Placeholder Text" w:unhideWhenUsed="0"/>
-    <w:lsdException w:name="No Spacing" w:semiHidden="0" w:uiPriority="1" w:unhideWhenUsed="0" w:qFormat="1"/>
-    <w:lsdException w:name="Light Shading" w:semiHidden="0" w:uiPriority="60" w:unhideWhenUsed="0"/>
-    <w:lsdException w:name="Light List" w:semiHidden="0" w:uiPriority="61" w:unhideWhenUsed="0"/>
-    <w:lsdException w:name="Light Grid" w:semiHidden="0" w:uiPriority="62" w:unhideWhenUsed="0"/>
-    <w:lsdException w:name="Medium Shading 1" w:semiHidden="0" w:uiPriority="63" w:unhideWhenUsed="0"/>
-    <w:lsdException w:name="Medium Shading 2" w:semiHidden="0" w:uiPriority="64" w:unhideWhenUsed="0"/>
-    <w:lsdException w:name="Medium List 1" w:semiHidden="0" w:uiPriority="65" w:unhideWhenUsed="0"/>
-    <w:lsdException w:name="Medium List 2" w:semiHidden="0" w:uiPriority="66" w:unhideWhenUsed="0"/>
-    <w:lsdException w:name="Medium Grid 1" w:semiHidden="0" w:uiPriority="67" w:unhideWhenUsed="0"/>
-    <w:lsdException w:name="Medium Grid 2" w:semiHidden="0" w:uiPriority="68" w:unhideWhenUsed="0"/>
-    <w:lsdException w:name="Medium Grid 3" w:semiHidden="0" w:uiPriority="69" w:unhideWhenUsed="0"/>
-    <w:lsdException w:name="Dark List" w:semiHidden="0" w:uiPriority="70" w:unhideWhenUsed="0"/>
-    <w:lsdException w:name="Colorful Shading" w:semiHidden="0" w:uiPriority="71" w:unhideWhenUsed="0"/>
-    <w:lsdException w:name="Colorful List" w:semiHidden="0" w:uiPriority="72" w:unhideWhenUsed="0"/>
-    <w:lsdException w:name="Colorful Grid" w:semiHidden="0" w:uiPriority="73" w:unhideWhenUsed="0"/>
-    <w:lsdException w:name="Light Shading Accent 1" w:semiHidden="0" w:uiPriority="60" w:unhideWhenUsed="0"/>
-    <w:lsdException w:name="Light List Accent 1" w:semiHidden="0" w:uiPriority="61" w:unhideWhenUsed="0"/>
-    <w:lsdException w:name="Light Grid Accent 1" w:semiHidden="0" w:uiPriority="62" w:unhideWhenUsed="0"/>
-    <w:lsdException w:name="Medium Shading 1 Accent 1" w:semiHidden="0" w:uiPriority="63" w:unhideWhenUsed="0"/>
-    <w:lsdException w:name="Medium Shading 2 Accent 1" w:semiHidden="0" w:uiPriority="64" w:unhideWhenUsed="0"/>
-    <w:lsdException w:name="Medium List 1 Accent 1" w:semiHidden="0" w:uiPriority="65" w:unhideWhenUsed="0"/>
-    <w:lsdException w:name="Revision" w:unhideWhenUsed="0"/>
-    <w:lsdException w:name="List Paragraph" w:semiHidden="0" w:uiPriority="34" w:unhideWhenUsed="0" w:qFormat="1"/>
-    <w:lsdException w:name="Quote" w:semiHidden="0" w:uiPriority="29" w:unhideWhenUsed="0" w:qFormat="1"/>
-    <w:lsdException w:name="Intense Quote" w:semiHidden="0" w:uiPriority="30" w:unhideWhenUsed="0" w:qFormat="1"/>
-    <w:lsdException w:name="Medium List 2 Accent 1" w:semiHidden="0" w:uiPriority="66" w:unhideWhenUsed="0"/>
-    <w:lsdException w:name="Medium Grid 1 Accent 1" w:semiHidden="0" w:uiPriority="67" w:unhideWhenUsed="0"/>
-    <w:lsdException w:name="Medium Grid 2 Accent 1" w:semiHidden="0" w:uiPriority="68" w:unhideWhenUsed="0"/>
-    <w:lsdException w:name="Medium Grid 3 Accent 1" w:semiHidden="0" w:uiPriority="69" w:unhideWhenUsed="0"/>
-    <w:lsdException w:name="Dark List Accent 1" w:semiHidden="0" w:uiPriority="70" w:unhideWhenUsed="0"/>
-    <w:lsdException w:name="Colorful Shading Accent 1" w:semiHidden="0" w:uiPriority="71" w:unhideWhenUsed="0"/>
-    <w:lsdException w:name="Colorful List Accent 1" w:semiHidden="0" w:uiPriority="72" w:unhideWhenUsed="0"/>
-    <w:lsdException w:name="Colorful Grid Accent 1" w:semiHidden="0" w:uiPriority="73" w:unhideWhenUsed="0"/>
-    <w:lsdException w:name="Light Shading Accent 2" w:semiHidden="0" w:uiPriority="60" w:unhideWhenUsed="0"/>
-    <w:lsdException w:name="Light List Accent 2" w:semiHidden="0" w:uiPriority="61" w:unhideWhenUsed="0"/>
-    <w:lsdException w:name="Light Grid Accent 2" w:semiHidden="0" w:uiPriority="62" w:unhideWhenUsed="0"/>
-    <w:lsdException w:name="Medium Shading 1 Accent 2" w:semiHidden="0" w:uiPriority="63" w:unhideWhenUsed="0"/>
-    <w:lsdException w:name="Medium Shading 2 Accent 2" w:semiHidden="0" w:uiPriority="64" w:unhideWhenUsed="0"/>
-    <w:lsdException w:name="Medium List 1 Accent 2" w:semiHidden="0" w:uiPriority="65" w:unhideWhenUsed="0"/>
-    <w:lsdException w:name="Medium List 2 Accent 2" w:semiHidden="0" w:uiPriority="66" w:unhideWhenUsed="0"/>
-    <w:lsdException w:name="Medium Grid 1 Accent 2" w:semiHidden="0" w:uiPriority="67" w:unhideWhenUsed="0"/>
-    <w:lsdException w:name="Medium Grid 2 Accent 2" w:semiHidden="0" w:uiPriority="68" w:unhideWhenUsed="0"/>
-    <w:lsdException w:name="Medium Grid 3 Accent 2" w:semiHidden="0" w:uiPriority="69" w:unhideWhenUsed="0"/>
-    <w:lsdException w:name="Dark List Accent 2" w:semiHidden="0" w:uiPriority="70" w:unhideWhenUsed="0"/>
-    <w:lsdException w:name="Colorful Shading Accent 2" w:semiHidden="0" w:uiPriority="71" w:unhideWhenUsed="0"/>
-    <w:lsdException w:name="Colorful List Accent 2" w:semiHidden="0" w:uiPriority="72" w:unhideWhenUsed="0"/>
-    <w:lsdException w:name="Colorful Grid Accent 2" w:semiHidden="0" w:uiPriority="73" w:unhideWhenUsed="0"/>
-    <w:lsdException w:name="Light Shading Accent 3" w:semiHidden="0" w:uiPriority="60" w:unhideWhenUsed="0"/>
-    <w:lsdException w:name="Light List Accent 3" w:semiHidden="0" w:uiPriority="61" w:unhideWhenUsed="0"/>
-    <w:lsdException w:name="Light Grid Accent 3" w:semiHidden="0" w:uiPriority="62" w:unhideWhenUsed="0"/>
-    <w:lsdException w:name="Medium Shading 1 Accent 3" w:semiHidden="0" w:uiPriority="63" w:unhideWhenUsed="0"/>
-    <w:lsdException w:name="Medium Shading 2 Accent 3" w:semiHidden="0" w:uiPriority="64" w:unhideWhenUsed="0"/>
-    <w:lsdException w:name="Medium List 1 Accent 3" w:semiHidden="0" w:uiPriority="65" w:unhideWhenUsed="0"/>
-    <w:lsdException w:name="Medium List 2 Accent 3" w:semiHidden="0" w:uiPriority="66" w:unhideWhenUsed="0"/>
-    <w:lsdException w:name="Medium Grid 1 Accent 3" w:semiHidden="0" w:uiPriority="67" w:unhideWhenUsed="0"/>
-    <w:lsdException w:name="Medium Grid 2 Accent 3" w:semiHidden="0" w:uiPriority="68" w:unhideWhenUsed="0"/>
-    <w:lsdException w:name="Medium Grid 3 Accent 3" w:semiHidden="0" w:uiPriority="69" w:unhideWhenUsed="0"/>
-    <w:lsdException w:name="Dark List Accent 3" w:semiHidden="0" w:uiPriority="70" w:unhideWhenUsed="0"/>
-    <w:lsdException w:name="Colorful Shading Accent 3" w:semiHidden="0" w:uiPriority="71" w:unhideWhenUsed="0"/>
-    <w:lsdException w:name="Colorful List Accent 3" w:semiHidden="0" w:uiPriority="72" w:unhideWhenUsed="0"/>
-    <w:lsdException w:name="Colorful Grid Accent 3" w:semiHidden="0" w:uiPriority="73" w:unhideWhenUsed="0"/>
-    <w:lsdException w:name="Light Shading Accent 4" w:semiHidden="0" w:uiPriority="60" w:unhideWhenUsed="0"/>
-    <w:lsdException w:name="Light List Accent 4" w:semiHidden="0" w:uiPriority="61" w:unhideWhenUsed="0"/>
-    <w:lsdException w:name="Light Grid Accent 4" w:semiHidden="0" w:uiPriority="62" w:unhideWhenUsed="0"/>
-    <w:lsdException w:name="Medium Shading 1 Accent 4" w:semiHidden="0" w:uiPriority="63" w:unhideWhenUsed="0"/>
-    <w:lsdException w:name="Medium Shading 2 Accent 4" w:semiHidden="0" w:uiPriority="64" w:unhideWhenUsed="0"/>
-    <w:lsdException w:name="Medium List 1 Accent 4" w:semiHidden="0" w:uiPriority="65" w:unhideWhenUsed="0"/>
-    <w:lsdException w:name="Medium List 2 Accent 4" w:semiHidden="0" w:uiPriority="66" w:unhideWhenUsed="0"/>
-    <w:lsdException w:name="Medium Grid 1 Accent 4" w:semiHidden="0" w:uiPriority="67" w:unhideWhenUsed="0"/>
-    <w:lsdException w:name="Medium Grid 2 Accent 4" w:semiHidden="0" w:uiPriority="68" w:unhideWhenUsed="0"/>
-    <w:lsdException w:name="Medium Grid 3 Accent 4" w:semiHidden="0" w:uiPriority="69" w:unhideWhenUsed="0"/>
-    <w:lsdException w:name="Dark List Accent 4" w:semiHidden="0" w:uiPriority="70" w:unhideWhenUsed="0"/>
-    <w:lsdException w:name="Colorful Shading Accent 4" w:semiHidden="0" w:uiPriority="71" w:unhideWhenUsed="0"/>
-    <w:lsdException w:name="Colorful List Accent 4" w:semiHidden="0" w:uiPriority="72" w:unhideWhenUsed="0"/>
-    <w:lsdException w:name="Colorful Grid Accent 4" w:semiHidden="0" w:uiPriority="73" w:unhideWhenUsed="0"/>
-    <w:lsdException w:name="Light Shading Accent 5" w:semiHidden="0" w:uiPriority="60" w:unhideWhenUsed="0"/>
-    <w:lsdException w:name="Light List Accent 5" w:semiHidden="0" w:uiPriority="61" w:unhideWhenUsed="0"/>
-    <w:lsdException w:name="Light Grid Accent 5" w:semiHidden="0" w:uiPriority="62" w:unhideWhenUsed="0"/>
-    <w:lsdException w:name="Medium Shading 1 Accent 5" w:semiHidden="0" w:uiPriority="63" w:unhideWhenUsed="0"/>
-    <w:lsdException w:name="Medium Shading 2 Accent 5" w:semiHidden="0" w:uiPriority="64" w:unhideWhenUsed="0"/>
-    <w:lsdException w:name="Medium List 1 Accent 5" w:semiHidden="0" w:uiPriority="65" w:unhideWhenUsed="0"/>
-    <w:lsdException w:name="Medium List 2 Accent 5" w:semiHidden="0" w:uiPriority="66" w:unhideWhenUsed="0"/>
-    <w:lsdException w:name="Medium Grid 1 Accent 5" w:semiHidden="0" w:uiPriority="67" w:unhideWhenUsed="0"/>
-    <w:lsdException w:name="Medium Grid 2 Accent 5" w:semiHidden="0" w:uiPriority="68" w:unhideWhenUsed="0"/>
-    <w:lsdException w:name="Medium Grid 3 Accent 5" w:semiHidden="0" w:uiPriority="69" w:unhideWhenUsed="0"/>
-    <w:lsdException w:name="Dark List Accent 5" w:semiHidden="0" w:uiPriority="70" w:unhideWhenUsed="0"/>
-    <w:lsdException w:name="Colorful Shading Accent 5" w:semiHidden="0" w:uiPriority="71" w:unhideWhenUsed="0"/>
-    <w:lsdException w:name="Colorful List Accent 5" w:semiHidden="0" w:uiPriority="72" w:unhideWhenUsed="0"/>
-    <w:lsdException w:name="Colorful Grid Accent 5" w:semiHidden="0" w:uiPriority="73" w:unhideWhenUsed="0"/>
-    <w:lsdException w:name="Light Shading Accent 6" w:semiHidden="0" w:uiPriority="60" w:unhideWhenUsed="0"/>
-    <w:lsdException w:name="Light List Accent 6" w:semiHidden="0" w:uiPriority="61" w:unhideWhenUsed="0"/>
-    <w:lsdException w:name="Light Grid Accent 6" w:semiHidden="0" w:uiPriority="62" w:unhideWhenUsed="0"/>
-    <w:lsdException w:name="Medium Shading 1 Accent 6" w:semiHidden="0" w:uiPriority="63" w:unhideWhenUsed="0"/>
-    <w:lsdException w:name="Medium Shading 2 Accent 6" w:semiHidden="0" w:uiPriority="64" w:unhideWhenUsed="0"/>
-    <w:lsdException w:name="Medium List 1 Accent 6" w:semiHidden="0" w:uiPriority="65" w:unhideWhenUsed="0"/>
-    <w:lsdException w:name="Medium List 2 Accent 6" w:semiHidden="0" w:uiPriority="66" w:unhideWhenUsed="0"/>
-    <w:lsdException w:name="Medium Grid 1 Accent 6" w:semiHidden="0" w:uiPriority="67" w:unhideWhenUsed="0"/>
-    <w:lsdException w:name="Medium Grid 2 Accent 6" w:semiHidden="0" w:uiPriority="68" w:unhideWhenUsed="0"/>
-    <w:lsdException w:name="Medium Grid 3 Accent 6" w:semiHidden="0" w:uiPriority="69" w:unhideWhenUsed="0"/>
-    <w:lsdException w:name="Dark List Accent 6" w:semiHidden="0" w:uiPriority="70" w:unhideWhenUsed="0"/>
-    <w:lsdException w:name="Colorful Shading Accent 6" w:semiHidden="0" w:uiPriority="71" w:unhideWhenUsed="0"/>
-    <w:lsdException w:name="Colorful List Accent 6" w:semiHidden="0" w:uiPriority="72" w:unhideWhenUsed="0"/>
-    <w:lsdException w:name="Colorful Grid Accent 6" w:semiHidden="0" w:uiPriority="73" w:unhideWhenUsed="0"/>
-    <w:lsdException w:name="Subtle Emphasis" w:semiHidden="0" w:uiPriority="19" w:unhideWhenUsed="0" w:qFormat="1"/>
-    <w:lsdException w:name="Intense Emphasis" w:semiHidden="0" w:uiPriority="21" w:unhideWhenUsed="0" w:qFormat="1"/>
-    <w:lsdException w:name="Subtle Reference" w:semiHidden="0" w:uiPriority="31" w:unhideWhenUsed="0" w:qFormat="1"/>
-    <w:lsdException w:name="Intense Reference" w:semiHidden="0" w:uiPriority="32" w:unhideWhenUsed="0" w:qFormat="1"/>
-    <w:lsdException w:name="Book Title" w:semiHidden="0" w:uiPriority="33" w:unhideWhenUsed="0" w:qFormat="1"/>
-    <w:lsdException w:name="Bibliography" w:uiPriority="37"/>
-    <w:lsdException w:name="TOC Heading" w:uiPriority="39" w:qFormat="1"/>
-  </w:latentStyles>
-  <w:style w:type="paragraph" w:default="1" w:styleId="Normal">
-    <w:name w:val="Normal"/>
-    <w:qFormat/>
-  </w:style>
-  <w:style w:type="character" w:default="1" w:styleId="DefaultParagraphFont">
-    <w:name w:val="Default Paragraph Font"/>
-    <w:uiPriority w:val="1"/>
-    <w:semiHidden/>
-    <w:unhideWhenUsed/>
-  </w:style>
-  <w:style w:type="table" w:default="1" w:styleId="TableNormal">
-    <w:name w:val="Normal Table"/>
-    <w:uiPriority w:val="99"/>
-    <w:semiHidden/>
-    <w:unhideWhenUsed/>
-    <w:tblPr>
-      <w:tblInd w:w="0" w:type="dxa"/>
-      <w:tblCellMar>
-        <w:top w:w="0" w:type="dxa"/>
-        <w:left w:w="108" w:type="dxa"/>
-        <w:bottom w:w="0" w:type="dxa"/>
-        <w:right w:w="108" w:type="dxa"/>
-      </w:tblCellMar>
-    </w:tblPr>
-  </w:style>
-  <w:style w:type="numbering" w:default="1" w:styleId="NoList">
-    <w:name w:val="No List"/>
-    <w:uiPriority w:val="99"/>
-    <w:semiHidden/>
-    <w:unhideWhenUsed/>
-  </w:style>
-  <w:style w:type="table" w:styleId="TableGrid">
-    <w:name w:val="Table Grid"/>
-    <w:basedOn w:val="TableNormal"/>
-    <w:rsid w:val="00E11788"/>
-    <w:tblPr>
-      <w:tblBorders>
-        <w:top w:val="single" w:sz="4" w:space="0" w:color="auto"/>
-        <w:left w:val="single" w:sz="4" w:space="0" w:color="auto"/>
-        <w:bottom w:val="single" w:sz="4" w:space="0" w:color="auto"/>
-        <w:right w:val="single" w:sz="4" w:space="0" w:color="auto"/>
-        <w:insideH w:val="single" w:sz="4" w:space="0" w:color="auto"/>
-        <w:insideV w:val="single" w:sz="4" w:space="0" w:color="auto"/>
-      </w:tblBorders>
-    </w:tblPr>
-  </w:style>
-  <w:style w:type="paragraph" w:styleId="Header">
-    <w:name w:val="header"/>
-    <w:basedOn w:val="Normal"/>
-    <w:link w:val="HeaderChar"/>
-    <w:uiPriority w:val="99"/>
-    <w:unhideWhenUsed/>
-    <w:rsid w:val="005E1A34"/>
-    <w:pPr>
-      <w:tabs>
-        <w:tab w:val="center" w:pos="4680"/>
-        <w:tab w:val="right" w:pos="9360"/>
-      </w:tabs>
-    </w:pPr>
-  </w:style>
-  <w:style w:type="character" w:customStyle="1" w:styleId="HeaderChar">
-    <w:name w:val="Header Char"/>
-    <w:basedOn w:val="DefaultParagraphFont"/>
-    <w:link w:val="Header"/>
-    <w:uiPriority w:val="99"/>
-    <w:rsid w:val="005E1A34"/>
-  </w:style>
-  <w:style w:type="paragraph" w:styleId="Footer">
-    <w:name w:val="footer"/>
-    <w:basedOn w:val="Normal"/>
-    <w:link w:val="FooterChar"/>
-    <w:uiPriority w:val="99"/>
-    <w:unhideWhenUsed/>
-    <w:rsid w:val="005E1A34"/>
-    <w:pPr>
-      <w:tabs>
-        <w:tab w:val="center" w:pos="4680"/>
-        <w:tab w:val="right" w:pos="9360"/>
-      </w:tabs>
-    </w:pPr>
-  </w:style>
-  <w:style w:type="character" w:customStyle="1" w:styleId="FooterChar">
-    <w:name w:val="Footer Char"/>
-    <w:basedOn w:val="DefaultParagraphFont"/>
-    <w:link w:val="Footer"/>
-    <w:uiPriority w:val="99"/>
-    <w:rsid w:val="005E1A34"/>
-  </w:style>
-  <w:style w:type="character" w:styleId="CommentReference">
-    <w:name w:val="annotation reference"/>
-    <w:basedOn w:val="DefaultParagraphFont"/>
-    <w:uiPriority w:val="99"/>
-    <w:semiHidden/>
-    <w:unhideWhenUsed/>
-    <w:rsid w:val="0025478F"/>
-    <w:rPr>
-      <w:sz w:val="16"/>
-      <w:szCs w:val="16"/>
-    </w:rPr>
-  </w:style>
-  <w:style w:type="paragraph" w:styleId="CommentText">
-    <w:name w:val="annotation text"/>
-    <w:basedOn w:val="Normal"/>
-    <w:link w:val="CommentTextChar"/>
-    <w:uiPriority w:val="99"/>
-    <w:semiHidden/>
-    <w:unhideWhenUsed/>
-    <w:rsid w:val="0025478F"/>
-    <w:rPr>
-      <w:sz w:val="20"/>
-      <w:szCs w:val="20"/>
-    </w:rPr>
-  </w:style>
-  <w:style w:type="character" w:customStyle="1" w:styleId="CommentTextChar">
-    <w:name w:val="Comment Text Char"/>
-    <w:basedOn w:val="DefaultParagraphFont"/>
-    <w:link w:val="CommentText"/>
-    <w:uiPriority w:val="99"/>
-    <w:semiHidden/>
-    <w:rsid w:val="0025478F"/>
-    <w:rPr>
-      <w:sz w:val="20"/>
-      <w:szCs w:val="20"/>
-    </w:rPr>
-  </w:style>
-  <w:style w:type="paragraph" w:styleId="CommentSubject">
-    <w:name w:val="annotation subject"/>
-    <w:basedOn w:val="CommentText"/>
-    <w:next w:val="CommentText"/>
-    <w:link w:val="CommentSubjectChar"/>
-    <w:uiPriority w:val="99"/>
-    <w:semiHidden/>
-    <w:unhideWhenUsed/>
-    <w:rsid w:val="0025478F"/>
-    <w:rPr>
-      <w:b/>
-      <w:bCs/>
-    </w:rPr>
-  </w:style>
-  <w:style w:type="character" w:customStyle="1" w:styleId="CommentSubjectChar">
-    <w:name w:val="Comment Subject Char"/>
-    <w:basedOn w:val="CommentTextChar"/>
-    <w:link w:val="CommentSubject"/>
-    <w:uiPriority w:val="99"/>
-    <w:semiHidden/>
-    <w:rsid w:val="0025478F"/>
-    <w:rPr>
-      <w:b/>
-      <w:bCs/>
-      <w:sz w:val="20"/>
-      <w:szCs w:val="20"/>
-    </w:rPr>
-  </w:style>
-  <w:style w:type="paragraph" w:styleId="BalloonText">
-    <w:name w:val="Balloon Text"/>
-    <w:basedOn w:val="Normal"/>
-    <w:link w:val="BalloonTextChar"/>
-    <w:uiPriority w:val="99"/>
-    <w:semiHidden/>
-    <w:unhideWhenUsed/>
-    <w:rsid w:val="0025478F"/>
-    <w:rPr>
-      <w:rFonts w:ascii="Segoe UI" w:hAnsi="Segoe UI" w:cs="Segoe UI"/>
-      <w:sz w:val="18"/>
-      <w:szCs w:val="18"/>
-    </w:rPr>
-  </w:style>
-  <w:style w:type="character" w:customStyle="1" w:styleId="BalloonTextChar">
-    <w:name w:val="Balloon Text Char"/>
-    <w:basedOn w:val="DefaultParagraphFont"/>
-    <w:link w:val="BalloonText"/>
-    <w:uiPriority w:val="99"/>
-    <w:semiHidden/>
-    <w:rsid w:val="0025478F"/>
-    <w:rPr>
-      <w:rFonts w:ascii="Segoe UI" w:hAnsi="Segoe UI" w:cs="Segoe UI"/>
-      <w:sz w:val="18"/>
-      <w:szCs w:val="18"/>
-    </w:rPr>
-  </w:style>
-  <w:style w:type="paragraph" w:styleId="ListParagraph">
-    <w:name w:val="List Paragraph"/>
-    <w:basedOn w:val="Normal"/>
-    <w:uiPriority w:val="34"/>
-    <w:qFormat/>
-    <w:rsid w:val="00024A4C"/>
-    <w:pPr>
-      <w:ind w:left="720"/>
-      <w:contextualSpacing/>
-    </w:pPr>
-  </w:style>
-  <w:style w:type="character" w:styleId="Emphasis">
-    <w:name w:val="Emphasis"/>
-    <w:basedOn w:val="DefaultParagraphFont"/>
-    <w:uiPriority w:val="20"/>
-    <w:qFormat/>
-    <w:rsid w:val="0055750D"/>
-    <w:rPr>
-      <w:i/>
-      <w:iCs/>
-    </w:rPr>
-  </w:style>
-  <w:style w:type="character" w:styleId="Hyperlink">
-    <w:name w:val="Hyperlink"/>
-    <w:basedOn w:val="DefaultParagraphFont"/>
-    <w:uiPriority w:val="99"/>
-    <w:unhideWhenUsed/>
-    <w:rsid w:val="00F74786"/>
-    <w:rPr>
-      <w:color w:val="0563C1" w:themeColor="hyperlink"/>
-      <w:u w:val="single"/>
-    </w:rPr>
-  </w:style>
-  <w:style w:type="character" w:customStyle="1" w:styleId="UnresolvedMention">
-    <w:name w:val="Unresolved Mention"/>
+  <w:style w:type="character" w:customStyle="1" w:styleId="UnresolvedMention1">
+    <w:name w:val="Unresolved Mention1"/>
     <w:basedOn w:val="DefaultParagraphFont"/>
     <w:uiPriority w:val="99"/>
     <w:semiHidden/>
@@ -4237,7 +3818,7 @@
   <a:extraClrSchemeLst/>
   <a:extLst>
     <a:ext uri="{05A4C25C-085E-4340-85A3-A5531E510DB2}">
-      <thm15:themeFamily xmlns:thm15="http://schemas.microsoft.com/office/thememl/2012/main" xmlns="" name="Office Theme" id="{62F939B6-93AF-4DB8-9C6B-D6C7DFDC589F}" vid="{4A3C46E8-61CC-4603-A589-7422A47A8E4A}"/>
+      <thm15:themeFamily xmlns:thm15="http://schemas.microsoft.com/office/thememl/2012/main" name="Office Theme" id="{62F939B6-93AF-4DB8-9C6B-D6C7DFDC589F}" vid="{4A3C46E8-61CC-4603-A589-7422A47A8E4A}"/>
     </a:ext>
   </a:extLst>
 </a:theme>
